--- a/Sprint20260921-20261002/HERO-68372_20261008_112534.docx
+++ b/Sprint20260921-20261002/HERO-68372_20261008_112534.docx
@@ -15,7 +15,7 @@
           <w:sz w:val="32"/>
           <w:u w:val="none"/>
         </w:rPr>
-        <w:t>POS050 Cashier Report (By Outlet) - Tips Display Test Report</w:t>
+        <w:t>POS050 Cashier Report (By Outlet) Tips Display Test Report</w:t>
       </w:r>
     </w:p>
     <w:p>
@@ -282,95 +282,7 @@
                 <w:sz w:val="18"/>
                 <w:u w:val="none"/>
               </w:rPr>
-              <w:t>Status</w:t>
-            </w:r>
-          </w:p>
-        </w:tc>
-        <w:tc>
-          <w:tcPr>
-            <w:tcW w:type="dxa" w:w="4320"/>
-          </w:tcPr>
-          <w:p>
-            <w:pPr>
-              <w:spacing w:before="0" w:after="20"/>
-            </w:pPr>
-            <w:r/>
-            <w:r>
-              <w:rPr>
-                <w:rFonts w:ascii="Arial" w:hAnsi="Arial" w:eastAsia="Arial" w:cs="Arial"/>
-                <w:b w:val="0"/>
-                <w:color w:val="000000"/>
-                <w:sz w:val="18"/>
-                <w:u w:val="none"/>
-              </w:rPr>
-              <w:t>READY FOR QA</w:t>
-            </w:r>
-          </w:p>
-        </w:tc>
-      </w:tr>
-      <w:tr>
-        <w:tc>
-          <w:tcPr>
-            <w:tcW w:type="dxa" w:w="4320"/>
-          </w:tcPr>
-          <w:p>
-            <w:pPr>
-              <w:spacing w:before="0" w:after="20"/>
-            </w:pPr>
-            <w:r/>
-            <w:r>
-              <w:rPr>
-                <w:rFonts w:ascii="Arial" w:hAnsi="Arial" w:eastAsia="Arial" w:cs="Arial"/>
-                <w:b w:val="0"/>
-                <w:color w:val="000000"/>
-                <w:sz w:val="18"/>
-                <w:u w:val="none"/>
-              </w:rPr>
-              <w:t>Summary</w:t>
-            </w:r>
-          </w:p>
-        </w:tc>
-        <w:tc>
-          <w:tcPr>
-            <w:tcW w:type="dxa" w:w="4320"/>
-          </w:tcPr>
-          <w:p>
-            <w:pPr>
-              <w:spacing w:before="0" w:after="20"/>
-            </w:pPr>
-            <w:r/>
-            <w:r>
-              <w:rPr>
-                <w:rFonts w:ascii="Arial" w:hAnsi="Arial" w:eastAsia="Arial" w:cs="Arial"/>
-                <w:b w:val="0"/>
-                <w:color w:val="000000"/>
-                <w:sz w:val="18"/>
-                <w:u w:val="none"/>
-              </w:rPr>
-              <w:t>[Report] POS050 - Cashier Report (By Outlet) "Tips" fails to display in the report when "Residue" is null or empty</w:t>
-            </w:r>
-          </w:p>
-        </w:tc>
-      </w:tr>
-      <w:tr>
-        <w:tc>
-          <w:tcPr>
-            <w:tcW w:type="dxa" w:w="4320"/>
-          </w:tcPr>
-          <w:p>
-            <w:pPr>
-              <w:spacing w:before="0" w:after="20"/>
-            </w:pPr>
-            <w:r/>
-            <w:r>
-              <w:rPr>
-                <w:rFonts w:ascii="Arial" w:hAnsi="Arial" w:eastAsia="Arial" w:cs="Arial"/>
-                <w:b w:val="0"/>
-                <w:color w:val="000000"/>
-                <w:sz w:val="18"/>
-                <w:u w:val="none"/>
-              </w:rPr>
-              <w:t>Components</w:t>
+              <w:t>Component</w:t>
             </w:r>
           </w:p>
         </w:tc>
@@ -414,7 +326,7 @@
                 <w:sz w:val="18"/>
                 <w:u w:val="none"/>
               </w:rPr>
-              <w:t>Support Ticket</w:t>
+              <w:t>Subject</w:t>
             </w:r>
           </w:p>
         </w:tc>
@@ -435,51 +347,7 @@
                 <w:sz w:val="18"/>
                 <w:u w:val="none"/>
               </w:rPr>
-              <w:t>#1938720 - Total tip amount not displayed in POS050 after the last upgrade</w:t>
-            </w:r>
-          </w:p>
-        </w:tc>
-      </w:tr>
-      <w:tr>
-        <w:tc>
-          <w:tcPr>
-            <w:tcW w:type="dxa" w:w="4320"/>
-          </w:tcPr>
-          <w:p>
-            <w:pPr>
-              <w:spacing w:before="0" w:after="20"/>
-            </w:pPr>
-            <w:r/>
-            <w:r>
-              <w:rPr>
-                <w:rFonts w:ascii="Arial" w:hAnsi="Arial" w:eastAsia="Arial" w:cs="Arial"/>
-                <w:b w:val="0"/>
-                <w:color w:val="000000"/>
-                <w:sz w:val="18"/>
-                <w:u w:val="none"/>
-              </w:rPr>
-              <w:t>Department</w:t>
-            </w:r>
-          </w:p>
-        </w:tc>
-        <w:tc>
-          <w:tcPr>
-            <w:tcW w:type="dxa" w:w="4320"/>
-          </w:tcPr>
-          <w:p>
-            <w:pPr>
-              <w:spacing w:before="0" w:after="20"/>
-            </w:pPr>
-            <w:r/>
-            <w:r>
-              <w:rPr>
-                <w:rFonts w:ascii="Arial" w:hAnsi="Arial" w:eastAsia="Arial" w:cs="Arial"/>
-                <w:b w:val="0"/>
-                <w:color w:val="000000"/>
-                <w:sz w:val="18"/>
-                <w:u w:val="none"/>
-              </w:rPr>
-              <w:t>Infrasys Support</w:t>
+              <w:t>POS050 - Cashier Report (By Outlet) "Tips" fails to display in the report when "Residue" is null or empty</w:t>
             </w:r>
           </w:p>
         </w:tc>
@@ -498,7 +366,7 @@
           <w:sz w:val="26"/>
           <w:u w:val="single"/>
         </w:rPr>
-        <w:t>Bug Summary</w:t>
+        <w:t>Bug Description</w:t>
       </w:r>
     </w:p>
     <w:p>
@@ -513,13 +381,12 @@
           <w:sz w:val="20"/>
           <w:u w:val="none"/>
         </w:rPr>
-        <w:t>When running POS050 - Cashier Report (By Outlet) for a business day / outlet / meal period where:</w:t>
+        <w:t>In POS050 Cashier Report (By Outlet), the total tip amount is not displayed after the last upgrade. The defect occurs for a business day / outlet / meal period that has Tips greater than zero on one or more payments (paym_tips not Residue) but has no Residue payments (paym_tips = 'r'), so the Residue total is null or empty (not 0.00). When the Residue aggregate is null/empty, the Tips value is dropped from the Total row for that outlet/meal period.</w:t>
       </w:r>
     </w:p>
     <w:p>
       <w:pPr>
-        <w:spacing w:before="0" w:after="40"/>
-        <w:ind w:left="360" w:hanging="240"/>
+        <w:spacing w:before="0" w:after="80"/>
       </w:pPr>
       <w:r>
         <w:rPr>
@@ -529,131 +396,7 @@
           <w:sz w:val="20"/>
           <w:u w:val="none"/>
         </w:rPr>
-        <w:t>• Tips &gt; 0 exist on one or more payments (paym_tips not Residue), AND</w:t>
-      </w:r>
-    </w:p>
-    <w:p>
-      <w:pPr>
-        <w:spacing w:before="0" w:after="40"/>
-        <w:ind w:left="360" w:hanging="240"/>
-      </w:pPr>
-      <w:r>
-        <w:rPr>
-          <w:rFonts w:ascii="Arial" w:hAnsi="Arial" w:eastAsia="Arial" w:cs="Arial"/>
-          <w:b w:val="0"/>
-          <w:color w:val="000000"/>
-          <w:sz w:val="20"/>
-          <w:u w:val="none"/>
-        </w:rPr>
-        <w:t>• No Residue payments exist (paym_tips = 'r'), so the Residue total is null/empty (not 0.00)</w:t>
-      </w:r>
-    </w:p>
-    <w:p>
-      <w:pPr>
-        <w:spacing w:before="0" w:after="80"/>
-      </w:pPr>
-      <w:r>
-        <w:rPr>
-          <w:rFonts w:ascii="Arial" w:hAnsi="Arial" w:eastAsia="Arial" w:cs="Arial"/>
-          <w:b w:val="0"/>
-          <w:color w:val="000000"/>
-          <w:sz w:val="20"/>
-          <w:u w:val="none"/>
-        </w:rPr>
-        <w:t>The Total tip amount fails to display in the Total row for that outlet / meal period. The Tips column should display the sum of all non-Residue tips even when the Residue total is null/empty (treated as 0).</w:t>
-      </w:r>
-    </w:p>
-    <w:p>
-      <w:pPr>
-        <w:spacing w:before="160" w:after="80"/>
-      </w:pPr>
-      <w:r>
-        <w:rPr>
-          <w:rFonts w:ascii="Arial" w:hAnsi="Arial" w:eastAsia="Arial" w:cs="Arial"/>
-          <w:b/>
-          <w:color w:val="001EFF"/>
-          <w:sz w:val="24"/>
-          <w:u w:val="none"/>
-        </w:rPr>
-        <w:t>Conditions to Reproduce</w:t>
-      </w:r>
-    </w:p>
-    <w:p>
-      <w:pPr>
-        <w:spacing w:before="0" w:after="40"/>
-        <w:ind w:left="360" w:hanging="240"/>
-      </w:pPr>
-      <w:r>
-        <w:rPr>
-          <w:rFonts w:ascii="Arial" w:hAnsi="Arial" w:eastAsia="Arial" w:cs="Arial"/>
-          <w:b w:val="0"/>
-          <w:color w:val="000000"/>
-          <w:sz w:val="20"/>
-          <w:u w:val="none"/>
-        </w:rPr>
-        <w:t>• Run POS050 - Cashier Report (By Outlet).</w:t>
-      </w:r>
-    </w:p>
-    <w:p>
-      <w:pPr>
-        <w:spacing w:before="0" w:after="40"/>
-        <w:ind w:left="360" w:hanging="240"/>
-      </w:pPr>
-      <w:r>
-        <w:rPr>
-          <w:rFonts w:ascii="Arial" w:hAnsi="Arial" w:eastAsia="Arial" w:cs="Arial"/>
-          <w:b w:val="0"/>
-          <w:color w:val="000000"/>
-          <w:sz w:val="20"/>
-          <w:u w:val="none"/>
-        </w:rPr>
-        <w:t>• Select a business day / outlet / meal period that has Tips &gt; 0 on one or more payments (paym_tips not Residue) AND no Residue payments (paym_tips = 'r'), so the Residue total is null/empty (not 0.00).</w:t>
-      </w:r>
-    </w:p>
-    <w:p>
-      <w:pPr>
-        <w:spacing w:before="0" w:after="40"/>
-        <w:ind w:left="360" w:hanging="240"/>
-      </w:pPr>
-      <w:r>
-        <w:rPr>
-          <w:rFonts w:ascii="Arial" w:hAnsi="Arial" w:eastAsia="Arial" w:cs="Arial"/>
-          <w:b w:val="0"/>
-          <w:color w:val="000000"/>
-          <w:sz w:val="20"/>
-          <w:u w:val="none"/>
-        </w:rPr>
-        <w:t>• Check the Total row for that outlet / meal period.</w:t>
-      </w:r>
-    </w:p>
-    <w:p>
-      <w:pPr>
-        <w:spacing w:before="160" w:after="80"/>
-      </w:pPr>
-      <w:r>
-        <w:rPr>
-          <w:rFonts w:ascii="Arial" w:hAnsi="Arial" w:eastAsia="Arial" w:cs="Arial"/>
-          <w:b/>
-          <w:color w:val="001EFF"/>
-          <w:sz w:val="24"/>
-          <w:u w:val="none"/>
-        </w:rPr>
-        <w:t>Root Cause Direction (Implemented)</w:t>
-      </w:r>
-    </w:p>
-    <w:p>
-      <w:pPr>
-        <w:spacing w:before="0" w:after="80"/>
-      </w:pPr>
-      <w:r>
-        <w:rPr>
-          <w:rFonts w:ascii="Arial" w:hAnsi="Arial" w:eastAsia="Arial" w:cs="Arial"/>
-          <w:b w:val="0"/>
-          <w:color w:val="000000"/>
-          <w:sz w:val="20"/>
-          <w:u w:val="none"/>
-        </w:rPr>
-        <w:t>The Tips aggregation in the Total row treated null/empty Residue total as a missing row rather than 0, which caused the Tips column to be suppressed entirely when no Residue payments existed for the selected scope. The fix ensures null/empty Residue is treated as 0 so that non-Residue tips are still summed and displayed in the Total row.</w:t>
+        <w:t>The fix handles the null/empty Residue aggregate so that the Tips amount is still displayed in the Total row for the outlet/meal period, matching the underlying payment data.</w:t>
       </w:r>
     </w:p>
     <w:p>
@@ -874,178 +617,6 @@
                 <w:sz w:val="18"/>
                 <w:u w:val="none"/>
               </w:rPr>
-              <w:t>Begin Date</w:t>
-            </w:r>
-          </w:p>
-        </w:tc>
-        <w:tc>
-          <w:tcPr>
-            <w:tcW w:type="dxa" w:w="2160"/>
-          </w:tcPr>
-          <w:p>
-            <w:pPr>
-              <w:spacing w:before="0" w:after="20"/>
-            </w:pPr>
-            <w:r/>
-            <w:r>
-              <w:rPr>
-                <w:rFonts w:ascii="Arial" w:hAnsi="Arial" w:eastAsia="Arial" w:cs="Arial"/>
-                <w:b w:val="0"/>
-                <w:color w:val="000000"/>
-                <w:sz w:val="18"/>
-                <w:u w:val="none"/>
-              </w:rPr>
-              <w:t>Specify the begin business date, format CCYY-MM-DD; enabled when Date Type = 'Specified As Below'</w:t>
-            </w:r>
-          </w:p>
-        </w:tc>
-        <w:tc>
-          <w:tcPr>
-            <w:tcW w:type="dxa" w:w="2160"/>
-          </w:tcPr>
-          <w:p>
-            <w:pPr>
-              <w:spacing w:before="0" w:after="20"/>
-            </w:pPr>
-            <w:r/>
-            <w:r>
-              <w:rPr>
-                <w:rFonts w:ascii="Arial" w:hAnsi="Arial" w:eastAsia="Arial" w:cs="Arial"/>
-                <w:b w:val="0"/>
-                <w:color w:val="000000"/>
-                <w:sz w:val="18"/>
-                <w:u w:val="none"/>
-              </w:rPr>
-              <w:t>-</w:t>
-            </w:r>
-          </w:p>
-        </w:tc>
-        <w:tc>
-          <w:tcPr>
-            <w:tcW w:type="dxa" w:w="2160"/>
-          </w:tcPr>
-          <w:p>
-            <w:pPr>
-              <w:spacing w:before="0" w:after="20"/>
-            </w:pPr>
-            <w:r/>
-            <w:r>
-              <w:rPr>
-                <w:rFonts w:ascii="Arial" w:hAnsi="Arial" w:eastAsia="Arial" w:cs="Arial"/>
-                <w:b w:val="0"/>
-                <w:color w:val="000000"/>
-                <w:sz w:val="18"/>
-                <w:u w:val="none"/>
-              </w:rPr>
-              <w:t>-</w:t>
-            </w:r>
-          </w:p>
-        </w:tc>
-      </w:tr>
-      <w:tr>
-        <w:tc>
-          <w:tcPr>
-            <w:tcW w:type="dxa" w:w="2160"/>
-          </w:tcPr>
-          <w:p>
-            <w:pPr>
-              <w:spacing w:before="0" w:after="20"/>
-            </w:pPr>
-            <w:r/>
-            <w:r>
-              <w:rPr>
-                <w:rFonts w:ascii="Arial" w:hAnsi="Arial" w:eastAsia="Arial" w:cs="Arial"/>
-                <w:b w:val="0"/>
-                <w:color w:val="000000"/>
-                <w:sz w:val="18"/>
-                <w:u w:val="none"/>
-              </w:rPr>
-              <w:t>End Date</w:t>
-            </w:r>
-          </w:p>
-        </w:tc>
-        <w:tc>
-          <w:tcPr>
-            <w:tcW w:type="dxa" w:w="2160"/>
-          </w:tcPr>
-          <w:p>
-            <w:pPr>
-              <w:spacing w:before="0" w:after="20"/>
-            </w:pPr>
-            <w:r/>
-            <w:r>
-              <w:rPr>
-                <w:rFonts w:ascii="Arial" w:hAnsi="Arial" w:eastAsia="Arial" w:cs="Arial"/>
-                <w:b w:val="0"/>
-                <w:color w:val="000000"/>
-                <w:sz w:val="18"/>
-                <w:u w:val="none"/>
-              </w:rPr>
-              <w:t>Specify the end business date, format CCYY-MM-DD; enabled when Date Type = 'Specified As Below'</w:t>
-            </w:r>
-          </w:p>
-        </w:tc>
-        <w:tc>
-          <w:tcPr>
-            <w:tcW w:type="dxa" w:w="2160"/>
-          </w:tcPr>
-          <w:p>
-            <w:pPr>
-              <w:spacing w:before="0" w:after="20"/>
-            </w:pPr>
-            <w:r/>
-            <w:r>
-              <w:rPr>
-                <w:rFonts w:ascii="Arial" w:hAnsi="Arial" w:eastAsia="Arial" w:cs="Arial"/>
-                <w:b w:val="0"/>
-                <w:color w:val="000000"/>
-                <w:sz w:val="18"/>
-                <w:u w:val="none"/>
-              </w:rPr>
-              <w:t>-</w:t>
-            </w:r>
-          </w:p>
-        </w:tc>
-        <w:tc>
-          <w:tcPr>
-            <w:tcW w:type="dxa" w:w="2160"/>
-          </w:tcPr>
-          <w:p>
-            <w:pPr>
-              <w:spacing w:before="0" w:after="20"/>
-            </w:pPr>
-            <w:r/>
-            <w:r>
-              <w:rPr>
-                <w:rFonts w:ascii="Arial" w:hAnsi="Arial" w:eastAsia="Arial" w:cs="Arial"/>
-                <w:b w:val="0"/>
-                <w:color w:val="000000"/>
-                <w:sz w:val="18"/>
-                <w:u w:val="none"/>
-              </w:rPr>
-              <w:t>-</w:t>
-            </w:r>
-          </w:p>
-        </w:tc>
-      </w:tr>
-      <w:tr>
-        <w:tc>
-          <w:tcPr>
-            <w:tcW w:type="dxa" w:w="2160"/>
-          </w:tcPr>
-          <w:p>
-            <w:pPr>
-              <w:spacing w:before="0" w:after="20"/>
-            </w:pPr>
-            <w:r/>
-            <w:r>
-              <w:rPr>
-                <w:rFonts w:ascii="Arial" w:hAnsi="Arial" w:eastAsia="Arial" w:cs="Arial"/>
-                <w:b w:val="0"/>
-                <w:color w:val="000000"/>
-                <w:sz w:val="18"/>
-                <w:u w:val="none"/>
-              </w:rPr>
               <w:t>Shops</w:t>
             </w:r>
           </w:p>
@@ -1218,7 +789,7 @@
                 <w:sz w:val="18"/>
                 <w:u w:val="none"/>
               </w:rPr>
-              <w:t>Cashiers</w:t>
+              <w:t>Period</w:t>
             </w:r>
           </w:p>
         </w:tc>
@@ -1239,7 +810,7 @@
                 <w:sz w:val="18"/>
                 <w:u w:val="none"/>
               </w:rPr>
-              <w:t>Select cashier(s) by Last Name + First Name (multi-select); displays all cashiers with paid records; if the current login user has no paid record at the current level, that user is also shown</w:t>
+              <w:t>Select meal period(s) included in the report (multi-select); undefined period data is included when All is selected</w:t>
             </w:r>
           </w:p>
         </w:tc>
@@ -1304,7 +875,7 @@
                 <w:sz w:val="18"/>
                 <w:u w:val="none"/>
               </w:rPr>
-              <w:t>Meal Period</w:t>
+              <w:t>Payment Method</w:t>
             </w:r>
           </w:p>
         </w:tc>
@@ -1325,7 +896,7 @@
                 <w:sz w:val="18"/>
                 <w:u w:val="none"/>
               </w:rPr>
-              <w:t>Filter data by meal period(s) (multi-select)</w:t>
+              <w:t>Select payment method(s) included in the report (multi-select). Settings: Go to Platform: System Management &gt; System Configuration &gt; Report &gt; Mapping Configuration: Payment Mapping, Default: Empty, No Limit</w:t>
             </w:r>
           </w:p>
         </w:tc>
@@ -1505,7 +1076,7 @@
                 <w:sz w:val="18"/>
                 <w:u w:val="none"/>
               </w:rPr>
-              <w:t>Show corresponding report title by selection</w:t>
+              <w:t>Show the report name 'Cashier Report (By Outlet)' and the selected business date; show the shop name when a single shop is selected and the outlet name when a single outlet is selected</w:t>
             </w:r>
           </w:p>
         </w:tc>
@@ -1549,7 +1120,7 @@
                 <w:sz w:val="18"/>
                 <w:u w:val="none"/>
               </w:rPr>
-              <w:t>Shop Name</w:t>
+              <w:t>Outlet</w:t>
             </w:r>
           </w:p>
         </w:tc>
@@ -1570,7 +1141,7 @@
                 <w:sz w:val="18"/>
                 <w:u w:val="none"/>
               </w:rPr>
-              <w:t>Show shop name; shown only when a single shop is selected. Settings: Go to Platform: System Management &gt; System Configuration &gt; Report &gt; Format Configuration: Show Shop Short Name = Yes/No, Default: No</w:t>
+              <w:t>Show the outlet name as the data group. Settings: Go to Platform: System Management &gt; System Configuration &gt; Report &gt; Format Configuration: Show Shop Short Name = Yes/No, Default: No</w:t>
             </w:r>
           </w:p>
         </w:tc>
@@ -1614,7 +1185,7 @@
                 <w:sz w:val="18"/>
                 <w:u w:val="none"/>
               </w:rPr>
-              <w:t>Outlet Name</w:t>
+              <w:t>Period</w:t>
             </w:r>
           </w:p>
         </w:tc>
@@ -1635,7 +1206,7 @@
                 <w:sz w:val="18"/>
                 <w:u w:val="none"/>
               </w:rPr>
-              <w:t>Show outlet name; shown only when a single outlet is selected</w:t>
+              <w:t>Show the meal period name; an undefined period shows 'Undefined'</w:t>
             </w:r>
           </w:p>
         </w:tc>
@@ -1679,7 +1250,7 @@
                 <w:sz w:val="18"/>
                 <w:u w:val="none"/>
               </w:rPr>
-              <w:t>Date Range</w:t>
+              <w:t>Payment Name</w:t>
             </w:r>
           </w:p>
         </w:tc>
@@ -1700,7 +1271,397 @@
                 <w:sz w:val="18"/>
                 <w:u w:val="none"/>
               </w:rPr>
-              <w:t>Show specified business date / range. Settings: Go to Platform: System Management &gt; System Configuration &gt; Report &gt; Format Configuration: Date Format, Default Date Format: CCYY-MM-DD</w:t>
+              <w:t>Show each payment name as a column; the payment amount includes tips and residue</w:t>
+            </w:r>
+          </w:p>
+        </w:tc>
+        <w:tc>
+          <w:tcPr>
+            <w:tcW w:type="dxa" w:w="2880"/>
+          </w:tcPr>
+          <w:p>
+            <w:pPr>
+              <w:spacing w:before="0" w:after="20"/>
+            </w:pPr>
+            <w:r/>
+            <w:r>
+              <w:rPr>
+                <w:rFonts w:ascii="Arial" w:hAnsi="Arial" w:eastAsia="Arial" w:cs="Arial"/>
+                <w:b w:val="0"/>
+                <w:color w:val="000000"/>
+                <w:sz w:val="18"/>
+                <w:u w:val="none"/>
+              </w:rPr>
+              <w:t>Payment Name Amount = Payment Total + Surcharge (includes tips and residue)</w:t>
+            </w:r>
+          </w:p>
+        </w:tc>
+      </w:tr>
+      <w:tr>
+        <w:tc>
+          <w:tcPr>
+            <w:tcW w:type="dxa" w:w="2880"/>
+          </w:tcPr>
+          <w:p>
+            <w:pPr>
+              <w:spacing w:before="0" w:after="20"/>
+            </w:pPr>
+            <w:r/>
+            <w:r>
+              <w:rPr>
+                <w:rFonts w:ascii="Arial" w:hAnsi="Arial" w:eastAsia="Arial" w:cs="Arial"/>
+                <w:b w:val="0"/>
+                <w:color w:val="000000"/>
+                <w:sz w:val="18"/>
+                <w:u w:val="none"/>
+              </w:rPr>
+              <w:t>Tips</w:t>
+            </w:r>
+          </w:p>
+        </w:tc>
+        <w:tc>
+          <w:tcPr>
+            <w:tcW w:type="dxa" w:w="2880"/>
+          </w:tcPr>
+          <w:p>
+            <w:pPr>
+              <w:spacing w:before="0" w:after="20"/>
+            </w:pPr>
+            <w:r/>
+            <w:r>
+              <w:rPr>
+                <w:rFonts w:ascii="Arial" w:hAnsi="Arial" w:eastAsia="Arial" w:cs="Arial"/>
+                <w:b w:val="0"/>
+                <w:color w:val="000000"/>
+                <w:sz w:val="18"/>
+                <w:u w:val="none"/>
+              </w:rPr>
+              <w:t>Show the tips amount on payments (paym_tips, excluding residue rows). After the fix the value is displayed even when the Residue total for the outlet/meal period is null or empty. Settings: Go to Platform: System Management &gt; System Configuration &gt; Report &gt; Format Configuration: Rounding, Default Rounding: Round Off; Decimal Places, Default Decimal Places: 2; Currency Sign, Default Currency Sign: $; Thousand Separator, Default Thousand Separator: Empty; Decimal Separator, Default Decimal Separator: .</w:t>
+            </w:r>
+          </w:p>
+        </w:tc>
+        <w:tc>
+          <w:tcPr>
+            <w:tcW w:type="dxa" w:w="2880"/>
+          </w:tcPr>
+          <w:p>
+            <w:pPr>
+              <w:spacing w:before="0" w:after="20"/>
+            </w:pPr>
+            <w:r/>
+            <w:r>
+              <w:rPr>
+                <w:rFonts w:ascii="Arial" w:hAnsi="Arial" w:eastAsia="Arial" w:cs="Arial"/>
+                <w:b w:val="0"/>
+                <w:color w:val="000000"/>
+                <w:sz w:val="18"/>
+                <w:u w:val="none"/>
+              </w:rPr>
+              <w:t>Sum of paym_tips (non-residue) per outlet / meal period</w:t>
+            </w:r>
+          </w:p>
+        </w:tc>
+      </w:tr>
+      <w:tr>
+        <w:tc>
+          <w:tcPr>
+            <w:tcW w:type="dxa" w:w="2880"/>
+          </w:tcPr>
+          <w:p>
+            <w:pPr>
+              <w:spacing w:before="0" w:after="20"/>
+            </w:pPr>
+            <w:r/>
+            <w:r>
+              <w:rPr>
+                <w:rFonts w:ascii="Arial" w:hAnsi="Arial" w:eastAsia="Arial" w:cs="Arial"/>
+                <w:b w:val="0"/>
+                <w:color w:val="000000"/>
+                <w:sz w:val="18"/>
+                <w:u w:val="none"/>
+              </w:rPr>
+              <w:t>Residue</w:t>
+            </w:r>
+          </w:p>
+        </w:tc>
+        <w:tc>
+          <w:tcPr>
+            <w:tcW w:type="dxa" w:w="2880"/>
+          </w:tcPr>
+          <w:p>
+            <w:pPr>
+              <w:spacing w:before="0" w:after="20"/>
+            </w:pPr>
+            <w:r/>
+            <w:r>
+              <w:rPr>
+                <w:rFonts w:ascii="Arial" w:hAnsi="Arial" w:eastAsia="Arial" w:cs="Arial"/>
+                <w:b w:val="0"/>
+                <w:color w:val="000000"/>
+                <w:sz w:val="18"/>
+                <w:u w:val="none"/>
+              </w:rPr>
+              <w:t>Show the residue of payment types (paym_tips = 'r'); the aggregate is null or empty when no residue payment exists</w:t>
+            </w:r>
+          </w:p>
+        </w:tc>
+        <w:tc>
+          <w:tcPr>
+            <w:tcW w:type="dxa" w:w="2880"/>
+          </w:tcPr>
+          <w:p>
+            <w:pPr>
+              <w:spacing w:before="0" w:after="20"/>
+            </w:pPr>
+            <w:r/>
+            <w:r>
+              <w:rPr>
+                <w:rFonts w:ascii="Arial" w:hAnsi="Arial" w:eastAsia="Arial" w:cs="Arial"/>
+                <w:b w:val="0"/>
+                <w:color w:val="000000"/>
+                <w:sz w:val="18"/>
+                <w:u w:val="none"/>
+              </w:rPr>
+              <w:t>Sum of residue payments per outlet / meal period</w:t>
+            </w:r>
+          </w:p>
+        </w:tc>
+      </w:tr>
+      <w:tr>
+        <w:tc>
+          <w:tcPr>
+            <w:tcW w:type="dxa" w:w="2880"/>
+          </w:tcPr>
+          <w:p>
+            <w:pPr>
+              <w:spacing w:before="0" w:after="20"/>
+            </w:pPr>
+            <w:r/>
+            <w:r>
+              <w:rPr>
+                <w:rFonts w:ascii="Arial" w:hAnsi="Arial" w:eastAsia="Arial" w:cs="Arial"/>
+                <w:b w:val="0"/>
+                <w:color w:val="000000"/>
+                <w:sz w:val="18"/>
+                <w:u w:val="none"/>
+              </w:rPr>
+              <w:t>Total</w:t>
+            </w:r>
+          </w:p>
+        </w:tc>
+        <w:tc>
+          <w:tcPr>
+            <w:tcW w:type="dxa" w:w="2880"/>
+          </w:tcPr>
+          <w:p>
+            <w:pPr>
+              <w:spacing w:before="0" w:after="20"/>
+            </w:pPr>
+            <w:r/>
+            <w:r>
+              <w:rPr>
+                <w:rFonts w:ascii="Arial" w:hAnsi="Arial" w:eastAsia="Arial" w:cs="Arial"/>
+                <w:b w:val="0"/>
+                <w:color w:val="000000"/>
+                <w:sz w:val="18"/>
+                <w:u w:val="none"/>
+              </w:rPr>
+              <w:t>Show the Total row for each outlet/meal period; after the fix it includes the Tips amount even when Residue is null or empty</w:t>
+            </w:r>
+          </w:p>
+        </w:tc>
+        <w:tc>
+          <w:tcPr>
+            <w:tcW w:type="dxa" w:w="2880"/>
+          </w:tcPr>
+          <w:p>
+            <w:pPr>
+              <w:spacing w:before="0" w:after="20"/>
+            </w:pPr>
+            <w:r/>
+            <w:r>
+              <w:rPr>
+                <w:rFonts w:ascii="Arial" w:hAnsi="Arial" w:eastAsia="Arial" w:cs="Arial"/>
+                <w:b w:val="0"/>
+                <w:color w:val="000000"/>
+                <w:sz w:val="18"/>
+                <w:u w:val="none"/>
+              </w:rPr>
+              <w:t>Total per outlet / meal period including tips and residue</w:t>
+            </w:r>
+          </w:p>
+        </w:tc>
+      </w:tr>
+      <w:tr>
+        <w:tc>
+          <w:tcPr>
+            <w:tcW w:type="dxa" w:w="2880"/>
+          </w:tcPr>
+          <w:p>
+            <w:pPr>
+              <w:spacing w:before="0" w:after="20"/>
+            </w:pPr>
+            <w:r/>
+            <w:r>
+              <w:rPr>
+                <w:rFonts w:ascii="Arial" w:hAnsi="Arial" w:eastAsia="Arial" w:cs="Arial"/>
+                <w:b w:val="0"/>
+                <w:color w:val="000000"/>
+                <w:sz w:val="18"/>
+                <w:u w:val="none"/>
+              </w:rPr>
+              <w:t>Sub Total</w:t>
+            </w:r>
+          </w:p>
+        </w:tc>
+        <w:tc>
+          <w:tcPr>
+            <w:tcW w:type="dxa" w:w="2880"/>
+          </w:tcPr>
+          <w:p>
+            <w:pPr>
+              <w:spacing w:before="0" w:after="20"/>
+            </w:pPr>
+            <w:r/>
+            <w:r>
+              <w:rPr>
+                <w:rFonts w:ascii="Arial" w:hAnsi="Arial" w:eastAsia="Arial" w:cs="Arial"/>
+                <w:b w:val="0"/>
+                <w:color w:val="000000"/>
+                <w:sz w:val="18"/>
+                <w:u w:val="none"/>
+              </w:rPr>
+              <w:t>Show the total amount for all periods in the outlet</w:t>
+            </w:r>
+          </w:p>
+        </w:tc>
+        <w:tc>
+          <w:tcPr>
+            <w:tcW w:type="dxa" w:w="2880"/>
+          </w:tcPr>
+          <w:p>
+            <w:pPr>
+              <w:spacing w:before="0" w:after="20"/>
+            </w:pPr>
+            <w:r/>
+            <w:r>
+              <w:rPr>
+                <w:rFonts w:ascii="Arial" w:hAnsi="Arial" w:eastAsia="Arial" w:cs="Arial"/>
+                <w:b w:val="0"/>
+                <w:color w:val="000000"/>
+                <w:sz w:val="18"/>
+                <w:u w:val="none"/>
+              </w:rPr>
+              <w:t>Sum of all period totals in the outlet</w:t>
+            </w:r>
+          </w:p>
+        </w:tc>
+      </w:tr>
+      <w:tr>
+        <w:tc>
+          <w:tcPr>
+            <w:tcW w:type="dxa" w:w="2880"/>
+          </w:tcPr>
+          <w:p>
+            <w:pPr>
+              <w:spacing w:before="0" w:after="20"/>
+            </w:pPr>
+            <w:r/>
+            <w:r>
+              <w:rPr>
+                <w:rFonts w:ascii="Arial" w:hAnsi="Arial" w:eastAsia="Arial" w:cs="Arial"/>
+                <w:b w:val="0"/>
+                <w:color w:val="000000"/>
+                <w:sz w:val="18"/>
+                <w:u w:val="none"/>
+              </w:rPr>
+              <w:t>Grand Total</w:t>
+            </w:r>
+          </w:p>
+        </w:tc>
+        <w:tc>
+          <w:tcPr>
+            <w:tcW w:type="dxa" w:w="2880"/>
+          </w:tcPr>
+          <w:p>
+            <w:pPr>
+              <w:spacing w:before="0" w:after="20"/>
+            </w:pPr>
+            <w:r/>
+            <w:r>
+              <w:rPr>
+                <w:rFonts w:ascii="Arial" w:hAnsi="Arial" w:eastAsia="Arial" w:cs="Arial"/>
+                <w:b w:val="0"/>
+                <w:color w:val="000000"/>
+                <w:sz w:val="18"/>
+                <w:u w:val="none"/>
+              </w:rPr>
+              <w:t>Show the total of all outlets</w:t>
+            </w:r>
+          </w:p>
+        </w:tc>
+        <w:tc>
+          <w:tcPr>
+            <w:tcW w:type="dxa" w:w="2880"/>
+          </w:tcPr>
+          <w:p>
+            <w:pPr>
+              <w:spacing w:before="0" w:after="20"/>
+            </w:pPr>
+            <w:r/>
+            <w:r>
+              <w:rPr>
+                <w:rFonts w:ascii="Arial" w:hAnsi="Arial" w:eastAsia="Arial" w:cs="Arial"/>
+                <w:b w:val="0"/>
+                <w:color w:val="000000"/>
+                <w:sz w:val="18"/>
+                <w:u w:val="none"/>
+              </w:rPr>
+              <w:t>Sum of all outlet subtotals</w:t>
+            </w:r>
+          </w:p>
+        </w:tc>
+      </w:tr>
+      <w:tr>
+        <w:tc>
+          <w:tcPr>
+            <w:tcW w:type="dxa" w:w="2880"/>
+          </w:tcPr>
+          <w:p>
+            <w:pPr>
+              <w:spacing w:before="0" w:after="20"/>
+            </w:pPr>
+            <w:r/>
+            <w:r>
+              <w:rPr>
+                <w:rFonts w:ascii="Arial" w:hAnsi="Arial" w:eastAsia="Arial" w:cs="Arial"/>
+                <w:b w:val="0"/>
+                <w:color w:val="000000"/>
+                <w:sz w:val="18"/>
+                <w:u w:val="none"/>
+              </w:rPr>
+              <w:t>Printed At</w:t>
+            </w:r>
+          </w:p>
+        </w:tc>
+        <w:tc>
+          <w:tcPr>
+            <w:tcW w:type="dxa" w:w="2880"/>
+          </w:tcPr>
+          <w:p>
+            <w:pPr>
+              <w:spacing w:before="0" w:after="20"/>
+            </w:pPr>
+            <w:r/>
+            <w:r>
+              <w:rPr>
+                <w:rFonts w:ascii="Arial" w:hAnsi="Arial" w:eastAsia="Arial" w:cs="Arial"/>
+                <w:b w:val="0"/>
+                <w:color w:val="000000"/>
+                <w:sz w:val="18"/>
+                <w:u w:val="none"/>
+              </w:rPr>
+              <w:t>Show print date and time of the local server. Settings: Go to Platform: System Management &gt; System Configuration &gt; Report &gt; Format Configuration: Date Format, Default Date Format: CCYY-MM-DD; Time Format, Default Time Format: 24-hour clock</w:t>
             </w:r>
           </w:p>
         </w:tc>
@@ -1744,7 +1705,7 @@
                 <w:sz w:val="18"/>
                 <w:u w:val="none"/>
               </w:rPr>
-              <w:t>Cashier</w:t>
+              <w:t>Printed By</w:t>
             </w:r>
           </w:p>
         </w:tc>
@@ -1765,7 +1726,7 @@
                 <w:sz w:val="18"/>
                 <w:u w:val="none"/>
               </w:rPr>
-              <w:t>Show cashier name (Last Name + First Name)</w:t>
+              <w:t>Show the operator last name and first name</w:t>
             </w:r>
           </w:p>
         </w:tc>
@@ -1809,7 +1770,7 @@
                 <w:sz w:val="18"/>
                 <w:u w:val="none"/>
               </w:rPr>
-              <w:t>Meal Period</w:t>
+              <w:t>Report Code</w:t>
             </w:r>
           </w:p>
         </w:tc>
@@ -1830,7 +1791,7 @@
                 <w:sz w:val="18"/>
                 <w:u w:val="none"/>
               </w:rPr>
-              <w:t>Show meal period name; if undefined period it will show "Undefined"</w:t>
+              <w:t>Show report code POS050 in the footer; controlled by Show Footer Report Code: Yes/No</w:t>
             </w:r>
           </w:p>
         </w:tc>
@@ -1874,7 +1835,7 @@
                 <w:sz w:val="18"/>
                 <w:u w:val="none"/>
               </w:rPr>
-              <w:t>Charge Receipts</w:t>
+              <w:t>P.</w:t>
             </w:r>
           </w:p>
         </w:tc>
@@ -1895,7 +1856,7 @@
                 <w:sz w:val="18"/>
                 <w:u w:val="none"/>
               </w:rPr>
-              <w:t>Show payment total (payment amount + tips, payment type != cash). Settings: Go to Platform: System Management &gt; System Configuration &gt; Report &gt; Format Configuration: Rounding, Default Rounding: Round Off; Decimal Places, Default Decimal Places: 2; Currency Sign, Default Currency Sign: $; Thousand Separator, Default Thousand Separator: Empty; Decimal Separator, Default Decimal Separator: .</w:t>
+              <w:t>Show the page number</w:t>
             </w:r>
           </w:p>
         </w:tc>
@@ -1916,602 +1877,7 @@
                 <w:sz w:val="18"/>
                 <w:u w:val="none"/>
               </w:rPr>
-              <w:t>SUM(paym_pay_total + paym_tips WHERE payment_type != 'cash' AND paym_status != 'd')</w:t>
-            </w:r>
-          </w:p>
-        </w:tc>
-      </w:tr>
-      <w:tr>
-        <w:tc>
-          <w:tcPr>
-            <w:tcW w:type="dxa" w:w="2880"/>
-          </w:tcPr>
-          <w:p>
-            <w:pPr>
-              <w:spacing w:before="0" w:after="20"/>
-            </w:pPr>
-            <w:r/>
-            <w:r>
-              <w:rPr>
-                <w:rFonts w:ascii="Arial" w:hAnsi="Arial" w:eastAsia="Arial" w:cs="Arial"/>
-                <w:b w:val="0"/>
-                <w:color w:val="000000"/>
-                <w:sz w:val="18"/>
-                <w:u w:val="none"/>
-              </w:rPr>
-              <w:t>Other Receipts</w:t>
-            </w:r>
-          </w:p>
-        </w:tc>
-        <w:tc>
-          <w:tcPr>
-            <w:tcW w:type="dxa" w:w="2880"/>
-          </w:tcPr>
-          <w:p>
-            <w:pPr>
-              <w:spacing w:before="0" w:after="20"/>
-            </w:pPr>
-            <w:r/>
-            <w:r>
-              <w:rPr>
-                <w:rFonts w:ascii="Arial" w:hAnsi="Arial" w:eastAsia="Arial" w:cs="Arial"/>
-                <w:b w:val="0"/>
-                <w:color w:val="000000"/>
-                <w:sz w:val="18"/>
-                <w:u w:val="none"/>
-              </w:rPr>
-              <w:t>Show payment total (payment amount + tips, payment type = cash). Settings: Go to Platform: System Management &gt; System Configuration &gt; Report &gt; Format Configuration: Rounding, Default Rounding: Round Off; Decimal Places, Default Decimal Places: 2; Currency Sign, Default Currency Sign: $; Thousand Separator, Default Thousand Separator: Empty; Decimal Separator, Default Decimal Separator: .</w:t>
-            </w:r>
-          </w:p>
-        </w:tc>
-        <w:tc>
-          <w:tcPr>
-            <w:tcW w:type="dxa" w:w="2880"/>
-          </w:tcPr>
-          <w:p>
-            <w:pPr>
-              <w:spacing w:before="0" w:after="20"/>
-            </w:pPr>
-            <w:r/>
-            <w:r>
-              <w:rPr>
-                <w:rFonts w:ascii="Arial" w:hAnsi="Arial" w:eastAsia="Arial" w:cs="Arial"/>
-                <w:b w:val="0"/>
-                <w:color w:val="000000"/>
-                <w:sz w:val="18"/>
-                <w:u w:val="none"/>
-              </w:rPr>
-              <w:t>SUM(paym_pay_total + paym_tips WHERE payment_type = 'cash' AND paym_status != 'd')</w:t>
-            </w:r>
-          </w:p>
-        </w:tc>
-      </w:tr>
-      <w:tr>
-        <w:tc>
-          <w:tcPr>
-            <w:tcW w:type="dxa" w:w="2880"/>
-          </w:tcPr>
-          <w:p>
-            <w:pPr>
-              <w:spacing w:before="0" w:after="20"/>
-            </w:pPr>
-            <w:r/>
-            <w:r>
-              <w:rPr>
-                <w:rFonts w:ascii="Arial" w:hAnsi="Arial" w:eastAsia="Arial" w:cs="Arial"/>
-                <w:b w:val="0"/>
-                <w:color w:val="000000"/>
-                <w:sz w:val="18"/>
-                <w:u w:val="none"/>
-              </w:rPr>
-              <w:t>Total Receipts</w:t>
-            </w:r>
-          </w:p>
-        </w:tc>
-        <w:tc>
-          <w:tcPr>
-            <w:tcW w:type="dxa" w:w="2880"/>
-          </w:tcPr>
-          <w:p>
-            <w:pPr>
-              <w:spacing w:before="0" w:after="20"/>
-            </w:pPr>
-            <w:r/>
-            <w:r>
-              <w:rPr>
-                <w:rFonts w:ascii="Arial" w:hAnsi="Arial" w:eastAsia="Arial" w:cs="Arial"/>
-                <w:b w:val="0"/>
-                <w:color w:val="000000"/>
-                <w:sz w:val="18"/>
-                <w:u w:val="none"/>
-              </w:rPr>
-              <w:t>Show Charged Receipts + Other Receipts. Settings: Go to Platform: System Management &gt; System Configuration &gt; Report &gt; Format Configuration: Rounding, Default Rounding: Round Off; Decimal Places, Default Decimal Places: 2; Currency Sign, Default Currency Sign: $; Thousand Separator, Default Thousand Separator: Empty; Decimal Separator, Default Decimal Separator: .</w:t>
-            </w:r>
-          </w:p>
-        </w:tc>
-        <w:tc>
-          <w:tcPr>
-            <w:tcW w:type="dxa" w:w="2880"/>
-          </w:tcPr>
-          <w:p>
-            <w:pPr>
-              <w:spacing w:before="0" w:after="20"/>
-            </w:pPr>
-            <w:r/>
-            <w:r>
-              <w:rPr>
-                <w:rFonts w:ascii="Arial" w:hAnsi="Arial" w:eastAsia="Arial" w:cs="Arial"/>
-                <w:b w:val="0"/>
-                <w:color w:val="000000"/>
-                <w:sz w:val="18"/>
-                <w:u w:val="none"/>
-              </w:rPr>
-              <w:t>Charged Receipts + Other Receipts</w:t>
-            </w:r>
-          </w:p>
-        </w:tc>
-      </w:tr>
-      <w:tr>
-        <w:tc>
-          <w:tcPr>
-            <w:tcW w:type="dxa" w:w="2880"/>
-          </w:tcPr>
-          <w:p>
-            <w:pPr>
-              <w:spacing w:before="0" w:after="20"/>
-            </w:pPr>
-            <w:r/>
-            <w:r>
-              <w:rPr>
-                <w:rFonts w:ascii="Arial" w:hAnsi="Arial" w:eastAsia="Arial" w:cs="Arial"/>
-                <w:b w:val="0"/>
-                <w:color w:val="000000"/>
-                <w:sz w:val="18"/>
-                <w:u w:val="none"/>
-              </w:rPr>
-              <w:t>Charged Tips</w:t>
-            </w:r>
-          </w:p>
-        </w:tc>
-        <w:tc>
-          <w:tcPr>
-            <w:tcW w:type="dxa" w:w="2880"/>
-          </w:tcPr>
-          <w:p>
-            <w:pPr>
-              <w:spacing w:before="0" w:after="20"/>
-            </w:pPr>
-            <w:r/>
-            <w:r>
-              <w:rPr>
-                <w:rFonts w:ascii="Arial" w:hAnsi="Arial" w:eastAsia="Arial" w:cs="Arial"/>
-                <w:b w:val="0"/>
-                <w:color w:val="000000"/>
-                <w:sz w:val="18"/>
-                <w:u w:val="none"/>
-              </w:rPr>
-              <w:t>Show tips amount for payment type != cash. Settings: Go to Platform: System Management &gt; System Configuration &gt; Report &gt; Format Configuration: Rounding, Default Rounding: Round Off; Decimal Places, Default Decimal Places: 2; Currency Sign, Default Currency Sign: $; Thousand Separator, Default Thousand Separator: Empty; Decimal Separator, Default Decimal Separator: .</w:t>
-            </w:r>
-          </w:p>
-        </w:tc>
-        <w:tc>
-          <w:tcPr>
-            <w:tcW w:type="dxa" w:w="2880"/>
-          </w:tcPr>
-          <w:p>
-            <w:pPr>
-              <w:spacing w:before="0" w:after="20"/>
-            </w:pPr>
-            <w:r/>
-            <w:r>
-              <w:rPr>
-                <w:rFonts w:ascii="Arial" w:hAnsi="Arial" w:eastAsia="Arial" w:cs="Arial"/>
-                <w:b w:val="0"/>
-                <w:color w:val="000000"/>
-                <w:sz w:val="18"/>
-                <w:u w:val="none"/>
-              </w:rPr>
-              <w:t>SUM(paym_tips WHERE payment_type != 'cash' AND paym_status != 'd')</w:t>
-            </w:r>
-          </w:p>
-        </w:tc>
-      </w:tr>
-      <w:tr>
-        <w:tc>
-          <w:tcPr>
-            <w:tcW w:type="dxa" w:w="2880"/>
-          </w:tcPr>
-          <w:p>
-            <w:pPr>
-              <w:spacing w:before="0" w:after="20"/>
-            </w:pPr>
-            <w:r/>
-            <w:r>
-              <w:rPr>
-                <w:rFonts w:ascii="Arial" w:hAnsi="Arial" w:eastAsia="Arial" w:cs="Arial"/>
-                <w:b w:val="0"/>
-                <w:color w:val="000000"/>
-                <w:sz w:val="18"/>
-                <w:u w:val="none"/>
-              </w:rPr>
-              <w:t>Cash Tips</w:t>
-            </w:r>
-          </w:p>
-        </w:tc>
-        <w:tc>
-          <w:tcPr>
-            <w:tcW w:type="dxa" w:w="2880"/>
-          </w:tcPr>
-          <w:p>
-            <w:pPr>
-              <w:spacing w:before="0" w:after="20"/>
-            </w:pPr>
-            <w:r/>
-            <w:r>
-              <w:rPr>
-                <w:rFonts w:ascii="Arial" w:hAnsi="Arial" w:eastAsia="Arial" w:cs="Arial"/>
-                <w:b w:val="0"/>
-                <w:color w:val="000000"/>
-                <w:sz w:val="18"/>
-                <w:u w:val="none"/>
-              </w:rPr>
-              <w:t>Show tips amount for payment type = cash. Settings: Go to Platform: System Management &gt; System Configuration &gt; Report &gt; Format Configuration: Rounding, Default Rounding: Round Off; Decimal Places, Default Decimal Places: 2; Currency Sign, Default Currency Sign: $; Thousand Separator, Default Thousand Separator: Empty; Decimal Separator, Default Decimal Separator: .</w:t>
-            </w:r>
-          </w:p>
-        </w:tc>
-        <w:tc>
-          <w:tcPr>
-            <w:tcW w:type="dxa" w:w="2880"/>
-          </w:tcPr>
-          <w:p>
-            <w:pPr>
-              <w:spacing w:before="0" w:after="20"/>
-            </w:pPr>
-            <w:r/>
-            <w:r>
-              <w:rPr>
-                <w:rFonts w:ascii="Arial" w:hAnsi="Arial" w:eastAsia="Arial" w:cs="Arial"/>
-                <w:b w:val="0"/>
-                <w:color w:val="000000"/>
-                <w:sz w:val="18"/>
-                <w:u w:val="none"/>
-              </w:rPr>
-              <w:t>SUM(paym_tips WHERE payment_type = 'cash' AND paym_status != 'd')</w:t>
-            </w:r>
-          </w:p>
-        </w:tc>
-      </w:tr>
-      <w:tr>
-        <w:tc>
-          <w:tcPr>
-            <w:tcW w:type="dxa" w:w="2880"/>
-          </w:tcPr>
-          <w:p>
-            <w:pPr>
-              <w:spacing w:before="0" w:after="20"/>
-            </w:pPr>
-            <w:r/>
-            <w:r>
-              <w:rPr>
-                <w:rFonts w:ascii="Arial" w:hAnsi="Arial" w:eastAsia="Arial" w:cs="Arial"/>
-                <w:b w:val="0"/>
-                <w:color w:val="000000"/>
-                <w:sz w:val="18"/>
-                <w:u w:val="none"/>
-              </w:rPr>
-              <w:t>Tips (Total)</w:t>
-            </w:r>
-          </w:p>
-        </w:tc>
-        <w:tc>
-          <w:tcPr>
-            <w:tcW w:type="dxa" w:w="2880"/>
-          </w:tcPr>
-          <w:p>
-            <w:pPr>
-              <w:spacing w:before="0" w:after="20"/>
-            </w:pPr>
-            <w:r/>
-            <w:r>
-              <w:rPr>
-                <w:rFonts w:ascii="Arial" w:hAnsi="Arial" w:eastAsia="Arial" w:cs="Arial"/>
-                <w:b/>
-                <w:color w:val="000000"/>
-                <w:sz w:val="18"/>
-                <w:u w:val="none"/>
-              </w:rPr>
-              <w:t>CHANGED</w:t>
-            </w:r>
-            <w:r>
-              <w:rPr>
-                <w:rFonts w:ascii="Arial" w:hAnsi="Arial" w:eastAsia="Arial" w:cs="Arial"/>
-                <w:b w:val="0"/>
-                <w:color w:val="000000"/>
-                <w:sz w:val="18"/>
-                <w:u w:val="none"/>
-              </w:rPr>
-              <w:t>: Show total tips for the cashier / outlet / meal period. Must display correctly even when Residue total is null/empty (treated as 0). Settings: Go to Platform: System Management &gt; System Configuration &gt; Report &gt; Format Configuration: Rounding, Default Rounding: Round Off; Decimal Places, Default Decimal Places: 2; Currency Sign, Default Currency Sign: $; Thousand Separator, Default Thousand Separator: Empty; Decimal Separator, Default Decimal Separator: .</w:t>
-            </w:r>
-          </w:p>
-        </w:tc>
-        <w:tc>
-          <w:tcPr>
-            <w:tcW w:type="dxa" w:w="2880"/>
-          </w:tcPr>
-          <w:p>
-            <w:pPr>
-              <w:spacing w:before="0" w:after="20"/>
-            </w:pPr>
-            <w:r/>
-            <w:r>
-              <w:rPr>
-                <w:rFonts w:ascii="Arial" w:hAnsi="Arial" w:eastAsia="Arial" w:cs="Arial"/>
-                <w:b w:val="0"/>
-                <w:color w:val="000000"/>
-                <w:sz w:val="18"/>
-                <w:u w:val="none"/>
-              </w:rPr>
-              <w:t>Charged Tips + Cash Tips (null/empty Residue treated as 0)</w:t>
-            </w:r>
-          </w:p>
-        </w:tc>
-      </w:tr>
-      <w:tr>
-        <w:tc>
-          <w:tcPr>
-            <w:tcW w:type="dxa" w:w="2880"/>
-          </w:tcPr>
-          <w:p>
-            <w:pPr>
-              <w:spacing w:before="0" w:after="20"/>
-            </w:pPr>
-            <w:r/>
-            <w:r>
-              <w:rPr>
-                <w:rFonts w:ascii="Arial" w:hAnsi="Arial" w:eastAsia="Arial" w:cs="Arial"/>
-                <w:b w:val="0"/>
-                <w:color w:val="000000"/>
-                <w:sz w:val="18"/>
-                <w:u w:val="none"/>
-              </w:rPr>
-              <w:t>Residue</w:t>
-            </w:r>
-          </w:p>
-        </w:tc>
-        <w:tc>
-          <w:tcPr>
-            <w:tcW w:type="dxa" w:w="2880"/>
-          </w:tcPr>
-          <w:p>
-            <w:pPr>
-              <w:spacing w:before="0" w:after="20"/>
-            </w:pPr>
-            <w:r/>
-            <w:r>
-              <w:rPr>
-                <w:rFonts w:ascii="Arial" w:hAnsi="Arial" w:eastAsia="Arial" w:cs="Arial"/>
-                <w:b w:val="0"/>
-                <w:color w:val="000000"/>
-                <w:sz w:val="18"/>
-                <w:u w:val="none"/>
-              </w:rPr>
-              <w:t>Show residue tips total (paym_tips = 'r'); can be null/empty when no Residue payments exist. Settings: Go to Platform: System Management &gt; System Configuration &gt; Report &gt; Format Configuration: Rounding, Default Rounding: Round Off; Decimal Places, Default Decimal Places: 2; Currency Sign, Default Currency Sign: $; Thousand Separator, Default Thousand Separator: Empty; Decimal Separator, Default Decimal Separator: .</w:t>
-            </w:r>
-          </w:p>
-        </w:tc>
-        <w:tc>
-          <w:tcPr>
-            <w:tcW w:type="dxa" w:w="2880"/>
-          </w:tcPr>
-          <w:p>
-            <w:pPr>
-              <w:spacing w:before="0" w:after="20"/>
-            </w:pPr>
-            <w:r/>
-            <w:r>
-              <w:rPr>
-                <w:rFonts w:ascii="Arial" w:hAnsi="Arial" w:eastAsia="Arial" w:cs="Arial"/>
-                <w:b w:val="0"/>
-                <w:color w:val="000000"/>
-                <w:sz w:val="18"/>
-                <w:u w:val="none"/>
-              </w:rPr>
-              <w:t>SUM(paym_tips WHERE paym_tips = 'r' AND paym_status != 'd')</w:t>
-            </w:r>
-          </w:p>
-        </w:tc>
-      </w:tr>
-      <w:tr>
-        <w:tc>
-          <w:tcPr>
-            <w:tcW w:type="dxa" w:w="2880"/>
-          </w:tcPr>
-          <w:p>
-            <w:pPr>
-              <w:spacing w:before="0" w:after="20"/>
-            </w:pPr>
-            <w:r/>
-            <w:r>
-              <w:rPr>
-                <w:rFonts w:ascii="Arial" w:hAnsi="Arial" w:eastAsia="Arial" w:cs="Arial"/>
-                <w:b w:val="0"/>
-                <w:color w:val="000000"/>
-                <w:sz w:val="18"/>
-                <w:u w:val="none"/>
-              </w:rPr>
-              <w:t>Total (Per Cashier)</w:t>
-            </w:r>
-          </w:p>
-        </w:tc>
-        <w:tc>
-          <w:tcPr>
-            <w:tcW w:type="dxa" w:w="2880"/>
-          </w:tcPr>
-          <w:p>
-            <w:pPr>
-              <w:spacing w:before="0" w:after="20"/>
-            </w:pPr>
-            <w:r/>
-            <w:r>
-              <w:rPr>
-                <w:rFonts w:ascii="Arial" w:hAnsi="Arial" w:eastAsia="Arial" w:cs="Arial"/>
-                <w:b w:val="0"/>
-                <w:color w:val="000000"/>
-                <w:sz w:val="18"/>
-                <w:u w:val="none"/>
-              </w:rPr>
-              <w:t>Show per-cashier totals for the meal period</w:t>
-            </w:r>
-          </w:p>
-        </w:tc>
-        <w:tc>
-          <w:tcPr>
-            <w:tcW w:type="dxa" w:w="2880"/>
-          </w:tcPr>
-          <w:p>
-            <w:pPr>
-              <w:spacing w:before="0" w:after="20"/>
-            </w:pPr>
-            <w:r/>
-            <w:r>
-              <w:rPr>
-                <w:rFonts w:ascii="Arial" w:hAnsi="Arial" w:eastAsia="Arial" w:cs="Arial"/>
-                <w:b w:val="0"/>
-                <w:color w:val="000000"/>
-                <w:sz w:val="18"/>
-                <w:u w:val="none"/>
-              </w:rPr>
-              <w:t>Sum of per-row values per cashier</w:t>
-            </w:r>
-          </w:p>
-        </w:tc>
-      </w:tr>
-      <w:tr>
-        <w:tc>
-          <w:tcPr>
-            <w:tcW w:type="dxa" w:w="2880"/>
-          </w:tcPr>
-          <w:p>
-            <w:pPr>
-              <w:spacing w:before="0" w:after="20"/>
-            </w:pPr>
-            <w:r/>
-            <w:r>
-              <w:rPr>
-                <w:rFonts w:ascii="Arial" w:hAnsi="Arial" w:eastAsia="Arial" w:cs="Arial"/>
-                <w:b w:val="0"/>
-                <w:color w:val="000000"/>
-                <w:sz w:val="18"/>
-                <w:u w:val="none"/>
-              </w:rPr>
-              <w:t>Outlet Total</w:t>
-            </w:r>
-          </w:p>
-        </w:tc>
-        <w:tc>
-          <w:tcPr>
-            <w:tcW w:type="dxa" w:w="2880"/>
-          </w:tcPr>
-          <w:p>
-            <w:pPr>
-              <w:spacing w:before="0" w:after="20"/>
-            </w:pPr>
-            <w:r/>
-            <w:r>
-              <w:rPr>
-                <w:rFonts w:ascii="Arial" w:hAnsi="Arial" w:eastAsia="Arial" w:cs="Arial"/>
-                <w:b w:val="0"/>
-                <w:color w:val="000000"/>
-                <w:sz w:val="18"/>
-                <w:u w:val="none"/>
-              </w:rPr>
-              <w:t>Show sub total for one outlet for all rows for all periods each business date. Settings: Go to Platform: System Management &gt; System Configuration &gt; Report &gt; Format Configuration: Rounding, Default Rounding: Round Off; Decimal Places, Default Decimal Places: 2; Currency Sign, Default Currency Sign: $; Thousand Separator, Default Thousand Separator: Empty; Decimal Separator, Default Decimal Separator: .</w:t>
-            </w:r>
-          </w:p>
-        </w:tc>
-        <w:tc>
-          <w:tcPr>
-            <w:tcW w:type="dxa" w:w="2880"/>
-          </w:tcPr>
-          <w:p>
-            <w:pPr>
-              <w:spacing w:before="0" w:after="20"/>
-            </w:pPr>
-            <w:r/>
-            <w:r>
-              <w:rPr>
-                <w:rFonts w:ascii="Arial" w:hAnsi="Arial" w:eastAsia="Arial" w:cs="Arial"/>
-                <w:b w:val="0"/>
-                <w:color w:val="000000"/>
-                <w:sz w:val="18"/>
-                <w:u w:val="none"/>
-              </w:rPr>
-              <w:t>Sub total per outlet per business date</w:t>
-            </w:r>
-          </w:p>
-        </w:tc>
-      </w:tr>
-      <w:tr>
-        <w:tc>
-          <w:tcPr>
-            <w:tcW w:type="dxa" w:w="2880"/>
-          </w:tcPr>
-          <w:p>
-            <w:pPr>
-              <w:spacing w:before="0" w:after="20"/>
-            </w:pPr>
-            <w:r/>
-            <w:r>
-              <w:rPr>
-                <w:rFonts w:ascii="Arial" w:hAnsi="Arial" w:eastAsia="Arial" w:cs="Arial"/>
-                <w:b w:val="0"/>
-                <w:color w:val="000000"/>
-                <w:sz w:val="18"/>
-                <w:u w:val="none"/>
-              </w:rPr>
-              <w:t>Grand Total</w:t>
-            </w:r>
-          </w:p>
-        </w:tc>
-        <w:tc>
-          <w:tcPr>
-            <w:tcW w:type="dxa" w:w="2880"/>
-          </w:tcPr>
-          <w:p>
-            <w:pPr>
-              <w:spacing w:before="0" w:after="20"/>
-            </w:pPr>
-            <w:r/>
-            <w:r>
-              <w:rPr>
-                <w:rFonts w:ascii="Arial" w:hAnsi="Arial" w:eastAsia="Arial" w:cs="Arial"/>
-                <w:b w:val="0"/>
-                <w:color w:val="000000"/>
-                <w:sz w:val="18"/>
-                <w:u w:val="none"/>
-              </w:rPr>
-              <w:t>Show grand total for all outlet totals. Settings: Go to Platform: System Management &gt; System Configuration &gt; Report &gt; Format Configuration: Rounding, Default Rounding: Round Off; Decimal Places, Default Decimal Places: 2; Currency Sign, Default Currency Sign: $; Thousand Separator, Default Thousand Separator: Empty; Decimal Separator, Default Decimal Separator: .</w:t>
-            </w:r>
-          </w:p>
-        </w:tc>
-        <w:tc>
-          <w:tcPr>
-            <w:tcW w:type="dxa" w:w="2880"/>
-          </w:tcPr>
-          <w:p>
-            <w:pPr>
-              <w:spacing w:before="0" w:after="20"/>
-            </w:pPr>
-            <w:r/>
-            <w:r>
-              <w:rPr>
-                <w:rFonts w:ascii="Arial" w:hAnsi="Arial" w:eastAsia="Arial" w:cs="Arial"/>
-                <w:b w:val="0"/>
-                <w:color w:val="000000"/>
-                <w:sz w:val="18"/>
-                <w:u w:val="none"/>
-              </w:rPr>
-              <w:t>Sum of all Outlet Totals</w:t>
+              <w:t>-</w:t>
             </w:r>
           </w:p>
         </w:tc>
@@ -2530,7 +1896,7 @@
           <w:sz w:val="26"/>
           <w:u w:val="single"/>
         </w:rPr>
-        <w:t>Test Verification</w:t>
+        <w:t>Report Functional Verification</w:t>
       </w:r>
     </w:p>
     <w:p>
@@ -2545,7 +1911,7 @@
           <w:sz w:val="24"/>
           <w:u w:val="none"/>
         </w:rPr>
-        <w:t>1. Tips Display Verification</w:t>
+        <w:t>1. Reproduce Tips Missing When Residue Is Null Or Empty</w:t>
       </w:r>
     </w:p>
     <w:p>
@@ -2560,7 +1926,7 @@
           <w:sz w:val="22"/>
           <w:u w:val="none"/>
         </w:rPr>
-        <w:t>1.1. All Default Parameters - Non-Residue Tips With No Residue Payments</w:t>
+        <w:t>1.1. Verify Tips displays in the Total row when Tips &gt; 0 and no Residue payment exists</w:t>
       </w:r>
     </w:p>
     <w:p>
@@ -2581,7 +1947,7 @@
     <w:p>
       <w:pPr>
         <w:spacing w:before="0" w:after="40"/>
-        <w:ind w:left="720" w:hanging="240"/>
+        <w:ind w:left="360" w:hanging="240"/>
       </w:pPr>
       <w:r>
         <w:rPr>
@@ -2591,13 +1957,13 @@
           <w:sz w:val="20"/>
           <w:u w:val="none"/>
         </w:rPr>
-        <w:t>1. A build with the HERO-68372 fix is deployed.</w:t>
+        <w:t>1. Select a business day, outlet and meal period that has tips greater than zero on one or more payments (paym_tips not Residue).</w:t>
       </w:r>
     </w:p>
     <w:p>
       <w:pPr>
         <w:spacing w:before="0" w:after="40"/>
-        <w:ind w:left="720" w:hanging="240"/>
+        <w:ind w:left="360" w:hanging="240"/>
       </w:pPr>
       <w:r>
         <w:rPr>
@@ -2607,39 +1973,7 @@
           <w:sz w:val="20"/>
           <w:u w:val="none"/>
         </w:rPr>
-        <w:t>2. For one outlet and one business day, at least one closed check has Tips &gt; 0 on a non-Residue payment (paym_tips != 'r').</w:t>
-      </w:r>
-    </w:p>
-    <w:p>
-      <w:pPr>
-        <w:spacing w:before="0" w:after="40"/>
-        <w:ind w:left="720" w:hanging="240"/>
-      </w:pPr>
-      <w:r>
-        <w:rPr>
-          <w:rFonts w:ascii="Arial" w:hAnsi="Arial" w:eastAsia="Arial" w:cs="Arial"/>
-          <w:b w:val="0"/>
-          <w:color w:val="000000"/>
-          <w:sz w:val="20"/>
-          <w:u w:val="none"/>
-        </w:rPr>
-        <w:t>3. For the same outlet and business day, there are NO Residue payments (paym_tips = 'r') so the Residue total is null/empty (not 0.00).</w:t>
-      </w:r>
-    </w:p>
-    <w:p>
-      <w:pPr>
-        <w:spacing w:before="0" w:after="40"/>
-        <w:ind w:left="720" w:hanging="240"/>
-      </w:pPr>
-      <w:r>
-        <w:rPr>
-          <w:rFonts w:ascii="Arial" w:hAnsi="Arial" w:eastAsia="Arial" w:cs="Arial"/>
-          <w:b w:val="0"/>
-          <w:color w:val="000000"/>
-          <w:sz w:val="20"/>
-          <w:u w:val="none"/>
-        </w:rPr>
-        <w:t>4. Capture the expected total tips amount from source payment data (sum of non-Residue tips).</w:t>
+        <w:t>2. The same business day / outlet / meal period has no Residue payments (paym_tips = 'r'), so the Residue total is null or empty (not 0.00).</w:t>
       </w:r>
     </w:p>
     <w:p>
@@ -2660,7 +1994,7 @@
     <w:p>
       <w:pPr>
         <w:spacing w:before="0" w:after="40"/>
-        <w:ind w:left="720" w:hanging="240"/>
+        <w:ind w:left="360" w:hanging="240"/>
       </w:pPr>
       <w:r>
         <w:rPr>
@@ -2676,7 +2010,7 @@
     <w:p>
       <w:pPr>
         <w:spacing w:before="0" w:after="40"/>
-        <w:ind w:left="720" w:hanging="240"/>
+        <w:ind w:left="360" w:hanging="240"/>
       </w:pPr>
       <w:r>
         <w:rPr>
@@ -2686,13 +2020,13 @@
           <w:sz w:val="20"/>
           <w:u w:val="none"/>
         </w:rPr>
-        <w:t>2. Select "Current Business Day" from Date Type.</w:t>
+        <w:t>2. Select the prepared business day from Date Type.</w:t>
       </w:r>
     </w:p>
     <w:p>
       <w:pPr>
         <w:spacing w:before="0" w:after="40"/>
-        <w:ind w:left="720" w:hanging="240"/>
+        <w:ind w:left="360" w:hanging="240"/>
       </w:pPr>
       <w:r>
         <w:rPr>
@@ -2702,13 +2036,13 @@
           <w:sz w:val="20"/>
           <w:u w:val="none"/>
         </w:rPr>
-        <w:t>3. Select "All" from Shops.</w:t>
+        <w:t>3. Select the prepared outlet from Outlets and the prepared meal period from Period.</w:t>
       </w:r>
     </w:p>
     <w:p>
       <w:pPr>
         <w:spacing w:before="0" w:after="40"/>
-        <w:ind w:left="720" w:hanging="240"/>
+        <w:ind w:left="360" w:hanging="240"/>
       </w:pPr>
       <w:r>
         <w:rPr>
@@ -2718,13 +2052,13 @@
           <w:sz w:val="20"/>
           <w:u w:val="none"/>
         </w:rPr>
-        <w:t>4. Select "All" from Outlets.</w:t>
+        <w:t>4. Click "Run" button.</w:t>
       </w:r>
     </w:p>
     <w:p>
       <w:pPr>
         <w:spacing w:before="0" w:after="40"/>
-        <w:ind w:left="720" w:hanging="240"/>
+        <w:ind w:left="360" w:hanging="240"/>
       </w:pPr>
       <w:r>
         <w:rPr>
@@ -2734,13 +2068,13 @@
           <w:sz w:val="20"/>
           <w:u w:val="none"/>
         </w:rPr>
-        <w:t>5. Select "All" from Cashiers.</w:t>
+        <w:t>5. Locate the Total row for the outlet/meal period and check the Tips value.</w:t>
       </w:r>
     </w:p>
     <w:p>
       <w:pPr>
         <w:spacing w:before="0" w:after="40"/>
-        <w:ind w:left="720" w:hanging="240"/>
+        <w:ind w:left="360" w:hanging="240"/>
       </w:pPr>
       <w:r>
         <w:rPr>
@@ -2750,55 +2084,7 @@
           <w:sz w:val="20"/>
           <w:u w:val="none"/>
         </w:rPr>
-        <w:t>6. Select "All" from Meal Period.</w:t>
-      </w:r>
-    </w:p>
-    <w:p>
-      <w:pPr>
-        <w:spacing w:before="0" w:after="40"/>
-        <w:ind w:left="720" w:hanging="240"/>
-      </w:pPr>
-      <w:r>
-        <w:rPr>
-          <w:rFonts w:ascii="Arial" w:hAnsi="Arial" w:eastAsia="Arial" w:cs="Arial"/>
-          <w:b w:val="0"/>
-          <w:color w:val="000000"/>
-          <w:sz w:val="20"/>
-          <w:u w:val="none"/>
-        </w:rPr>
-        <w:t>7. Click "Run" button.</w:t>
-      </w:r>
-    </w:p>
-    <w:p>
-      <w:pPr>
-        <w:spacing w:before="0" w:after="40"/>
-        <w:ind w:left="720" w:hanging="240"/>
-      </w:pPr>
-      <w:r>
-        <w:rPr>
-          <w:rFonts w:ascii="Arial" w:hAnsi="Arial" w:eastAsia="Arial" w:cs="Arial"/>
-          <w:b w:val="0"/>
-          <w:color w:val="000000"/>
-          <w:sz w:val="20"/>
-          <w:u w:val="none"/>
-        </w:rPr>
-        <w:t>8. Verify the Total row for the outlet / meal period displays the Tips column.</w:t>
-      </w:r>
-    </w:p>
-    <w:p>
-      <w:pPr>
-        <w:spacing w:before="0" w:after="40"/>
-        <w:ind w:left="720" w:hanging="240"/>
-      </w:pPr>
-      <w:r>
-        <w:rPr>
-          <w:rFonts w:ascii="Arial" w:hAnsi="Arial" w:eastAsia="Arial" w:cs="Arial"/>
-          <w:b w:val="0"/>
-          <w:color w:val="000000"/>
-          <w:sz w:val="20"/>
-          <w:u w:val="none"/>
-        </w:rPr>
-        <w:t>9. Compare the displayed Tips value against the expected sum of non-Residue tips.</w:t>
+        <w:t>6. Compare the displayed Tips value with the tips total of the underlying payments.</w:t>
       </w:r>
     </w:p>
     <w:p>
@@ -2819,7 +2105,7 @@
     <w:p>
       <w:pPr>
         <w:spacing w:before="0" w:after="40"/>
-        <w:ind w:left="720" w:hanging="240"/>
+        <w:ind w:left="360" w:hanging="240"/>
       </w:pPr>
       <w:r>
         <w:rPr>
@@ -2829,13 +2115,13 @@
           <w:sz w:val="20"/>
           <w:u w:val="none"/>
         </w:rPr>
-        <w:t>1. The Tips column in the Total row for the outlet / meal period is blank or missing when Residue total is null/empty.</w:t>
+        <w:t>1. Before the fix, the Tips amount fails to display in the Total row for the outlet/meal period.</w:t>
       </w:r>
     </w:p>
     <w:p>
       <w:pPr>
         <w:spacing w:before="0" w:after="40"/>
-        <w:ind w:left="720" w:hanging="240"/>
+        <w:ind w:left="360" w:hanging="240"/>
       </w:pPr>
       <w:r>
         <w:rPr>
@@ -2845,13 +2131,13 @@
           <w:sz w:val="20"/>
           <w:u w:val="none"/>
         </w:rPr>
-        <w:t>2. The non-Residue tips are not displayed in the Total row even though Tips &gt; 0 exists on payments.</w:t>
+        <w:t>2. The total tip amount is missing/blank even though payments with Tips &gt; 0 exist.</w:t>
       </w:r>
     </w:p>
     <w:p>
       <w:pPr>
         <w:spacing w:before="0" w:after="40"/>
-        <w:ind w:left="720" w:hanging="240"/>
+        <w:ind w:left="360" w:hanging="240"/>
       </w:pPr>
       <w:r>
         <w:rPr>
@@ -2861,7 +2147,7 @@
           <w:sz w:val="20"/>
           <w:u w:val="none"/>
         </w:rPr>
-        <w:t>3. The Tips column may show 0.00 or be entirely suppressed depending on the rendering path.</w:t>
+        <w:t>3. The displayed Total row does not match the underlying payment data.</w:t>
       </w:r>
     </w:p>
     <w:p>
@@ -2882,7 +2168,7 @@
     <w:p>
       <w:pPr>
         <w:spacing w:before="0" w:after="40"/>
-        <w:ind w:left="720" w:hanging="240"/>
+        <w:ind w:left="360" w:hanging="240"/>
       </w:pPr>
       <w:r>
         <w:rPr>
@@ -2892,13 +2178,13 @@
           <w:sz w:val="20"/>
           <w:u w:val="none"/>
         </w:rPr>
-        <w:t>1. The Tips column in the Total row for the outlet / meal period displays the sum of non-Residue tips.</w:t>
+        <w:t>1. After the fix, the Tips value is displayed in the Total row for the outlet/meal period.</w:t>
       </w:r>
     </w:p>
     <w:p>
       <w:pPr>
         <w:spacing w:before="0" w:after="40"/>
-        <w:ind w:left="720" w:hanging="240"/>
+        <w:ind w:left="360" w:hanging="240"/>
       </w:pPr>
       <w:r>
         <w:rPr>
@@ -2908,13 +2194,13 @@
           <w:sz w:val="20"/>
           <w:u w:val="none"/>
         </w:rPr>
-        <w:t>2. Null/empty Residue is treated as 0, so non-Residue tips are still summed and displayed.</w:t>
+        <w:t>2. The displayed Tips amount equals the sum of tips (paym_tips, non-residue) on the underlying payments.</w:t>
       </w:r>
     </w:p>
     <w:p>
       <w:pPr>
         <w:spacing w:before="0" w:after="40"/>
-        <w:ind w:left="720" w:hanging="240"/>
+        <w:ind w:left="360" w:hanging="240"/>
       </w:pPr>
       <w:r>
         <w:rPr>
@@ -2924,13 +2210,13 @@
           <w:sz w:val="20"/>
           <w:u w:val="none"/>
         </w:rPr>
-        <w:t>3. The displayed Tips value matches the expected sum of non-Residue tips.</w:t>
+        <w:t>3. The Total row is correct even though Residue is null or empty.</w:t>
       </w:r>
     </w:p>
     <w:p>
       <w:pPr>
         <w:spacing w:before="0" w:after="40"/>
-        <w:ind w:left="720" w:hanging="240"/>
+        <w:ind w:left="360" w:hanging="240"/>
       </w:pPr>
       <w:r>
         <w:rPr>
@@ -2955,7 +2241,7 @@
           <w:sz w:val="22"/>
           <w:u w:val="none"/>
         </w:rPr>
-        <w:t>1.2. [A Single Outlet, Last Business Day, All Cashiers, A Single Meal Period] - Tips Display With No Residue</w:t>
+        <w:t>1.2. Verify Tips continues to display when both Tips and Residue exist</w:t>
       </w:r>
     </w:p>
     <w:p>
@@ -2976,7 +2262,7 @@
     <w:p>
       <w:pPr>
         <w:spacing w:before="0" w:after="40"/>
-        <w:ind w:left="720" w:hanging="240"/>
+        <w:ind w:left="360" w:hanging="240"/>
       </w:pPr>
       <w:r>
         <w:rPr>
@@ -2986,39 +2272,7 @@
           <w:sz w:val="20"/>
           <w:u w:val="none"/>
         </w:rPr>
-        <w:t>1. A build with the HERO-68372 fix is deployed.</w:t>
-      </w:r>
-    </w:p>
-    <w:p>
-      <w:pPr>
-        <w:spacing w:before="0" w:after="40"/>
-        <w:ind w:left="720" w:hanging="240"/>
-      </w:pPr>
-      <w:r>
-        <w:rPr>
-          <w:rFonts w:ascii="Arial" w:hAnsi="Arial" w:eastAsia="Arial" w:cs="Arial"/>
-          <w:b w:val="0"/>
-          <w:color w:val="000000"/>
-          <w:sz w:val="20"/>
-          <w:u w:val="none"/>
-        </w:rPr>
-        <w:t>2. One outlet has Tips &gt; 0 on non-Residue payments for the last business day for a specific meal period.</w:t>
-      </w:r>
-    </w:p>
-    <w:p>
-      <w:pPr>
-        <w:spacing w:before="0" w:after="40"/>
-        <w:ind w:left="720" w:hanging="240"/>
-      </w:pPr>
-      <w:r>
-        <w:rPr>
-          <w:rFonts w:ascii="Arial" w:hAnsi="Arial" w:eastAsia="Arial" w:cs="Arial"/>
-          <w:b w:val="0"/>
-          <w:color w:val="000000"/>
-          <w:sz w:val="20"/>
-          <w:u w:val="none"/>
-        </w:rPr>
-        <w:t>3. The same outlet / business day / meal period has NO Residue payments (Residue total is null/empty).</w:t>
+        <w:t>1. A business day / outlet / meal period has payments with Tips &gt; 0 and at least one Residue payment (paym_tips = 'r'), so the Residue total is a positive amount.</w:t>
       </w:r>
     </w:p>
     <w:p>
@@ -3039,7 +2293,7 @@
     <w:p>
       <w:pPr>
         <w:spacing w:before="0" w:after="40"/>
-        <w:ind w:left="720" w:hanging="240"/>
+        <w:ind w:left="360" w:hanging="240"/>
       </w:pPr>
       <w:r>
         <w:rPr>
@@ -3055,7 +2309,7 @@
     <w:p>
       <w:pPr>
         <w:spacing w:before="0" w:after="40"/>
-        <w:ind w:left="720" w:hanging="240"/>
+        <w:ind w:left="360" w:hanging="240"/>
       </w:pPr>
       <w:r>
         <w:rPr>
@@ -3065,13 +2319,13 @@
           <w:sz w:val="20"/>
           <w:u w:val="none"/>
         </w:rPr>
-        <w:t>2. Select "Last Business Day" from Date Type.</w:t>
+        <w:t>2. Select the prepared business day, outlet and meal period.</w:t>
       </w:r>
     </w:p>
     <w:p>
       <w:pPr>
         <w:spacing w:before="0" w:after="40"/>
-        <w:ind w:left="720" w:hanging="240"/>
+        <w:ind w:left="360" w:hanging="240"/>
       </w:pPr>
       <w:r>
         <w:rPr>
@@ -3081,13 +2335,13 @@
           <w:sz w:val="20"/>
           <w:u w:val="none"/>
         </w:rPr>
-        <w:t>3. Select "Single" from Shops and pick the test shop.</w:t>
+        <w:t>3. Click "Run" button.</w:t>
       </w:r>
     </w:p>
     <w:p>
       <w:pPr>
         <w:spacing w:before="0" w:after="40"/>
-        <w:ind w:left="720" w:hanging="240"/>
+        <w:ind w:left="360" w:hanging="240"/>
       </w:pPr>
       <w:r>
         <w:rPr>
@@ -3097,87 +2351,7 @@
           <w:sz w:val="20"/>
           <w:u w:val="none"/>
         </w:rPr>
-        <w:t>4. Select "Single" from Outlets and pick the test outlet.</w:t>
-      </w:r>
-    </w:p>
-    <w:p>
-      <w:pPr>
-        <w:spacing w:before="0" w:after="40"/>
-        <w:ind w:left="720" w:hanging="240"/>
-      </w:pPr>
-      <w:r>
-        <w:rPr>
-          <w:rFonts w:ascii="Arial" w:hAnsi="Arial" w:eastAsia="Arial" w:cs="Arial"/>
-          <w:b w:val="0"/>
-          <w:color w:val="000000"/>
-          <w:sz w:val="20"/>
-          <w:u w:val="none"/>
-        </w:rPr>
-        <w:t>5. Select "All" from Cashiers.</w:t>
-      </w:r>
-    </w:p>
-    <w:p>
-      <w:pPr>
-        <w:spacing w:before="0" w:after="40"/>
-        <w:ind w:left="720" w:hanging="240"/>
-      </w:pPr>
-      <w:r>
-        <w:rPr>
-          <w:rFonts w:ascii="Arial" w:hAnsi="Arial" w:eastAsia="Arial" w:cs="Arial"/>
-          <w:b w:val="0"/>
-          <w:color w:val="000000"/>
-          <w:sz w:val="20"/>
-          <w:u w:val="none"/>
-        </w:rPr>
-        <w:t>6. Select "Single" from Meal Period and pick the test meal period.</w:t>
-      </w:r>
-    </w:p>
-    <w:p>
-      <w:pPr>
-        <w:spacing w:before="0" w:after="40"/>
-        <w:ind w:left="720" w:hanging="240"/>
-      </w:pPr>
-      <w:r>
-        <w:rPr>
-          <w:rFonts w:ascii="Arial" w:hAnsi="Arial" w:eastAsia="Arial" w:cs="Arial"/>
-          <w:b w:val="0"/>
-          <w:color w:val="000000"/>
-          <w:sz w:val="20"/>
-          <w:u w:val="none"/>
-        </w:rPr>
-        <w:t>7. Click "Run" button.</w:t>
-      </w:r>
-    </w:p>
-    <w:p>
-      <w:pPr>
-        <w:spacing w:before="0" w:after="40"/>
-        <w:ind w:left="720" w:hanging="240"/>
-      </w:pPr>
-      <w:r>
-        <w:rPr>
-          <w:rFonts w:ascii="Arial" w:hAnsi="Arial" w:eastAsia="Arial" w:cs="Arial"/>
-          <w:b w:val="0"/>
-          <w:color w:val="000000"/>
-          <w:sz w:val="20"/>
-          <w:u w:val="none"/>
-        </w:rPr>
-        <w:t>8. Verify the Total row for that outlet / meal period displays the Tips column with the correct sum.</w:t>
-      </w:r>
-    </w:p>
-    <w:p>
-      <w:pPr>
-        <w:spacing w:before="0" w:after="40"/>
-        <w:ind w:left="720" w:hanging="240"/>
-      </w:pPr>
-      <w:r>
-        <w:rPr>
-          <w:rFonts w:ascii="Arial" w:hAnsi="Arial" w:eastAsia="Arial" w:cs="Arial"/>
-          <w:b w:val="0"/>
-          <w:color w:val="000000"/>
-          <w:sz w:val="20"/>
-          <w:u w:val="none"/>
-        </w:rPr>
-        <w:t>9. Verify the Residue column shows blank/empty (since no Residue payments exist) but the Tips column is still populated.</w:t>
+        <w:t>4. Check Tips and Residue in the Total row against the underlying payment data.</w:t>
       </w:r>
     </w:p>
     <w:p>
@@ -3198,7 +2372,7 @@
     <w:p>
       <w:pPr>
         <w:spacing w:before="0" w:after="40"/>
-        <w:ind w:left="720" w:hanging="240"/>
+        <w:ind w:left="360" w:hanging="240"/>
       </w:pPr>
       <w:r>
         <w:rPr>
@@ -3208,23 +2382,7 @@
           <w:sz w:val="20"/>
           <w:u w:val="none"/>
         </w:rPr>
-        <w:t>1. The Tips column is missing or blank in the Total row because Residue total is null/empty.</w:t>
-      </w:r>
-    </w:p>
-    <w:p>
-      <w:pPr>
-        <w:spacing w:before="0" w:after="40"/>
-        <w:ind w:left="720" w:hanging="240"/>
-      </w:pPr>
-      <w:r>
-        <w:rPr>
-          <w:rFonts w:ascii="Arial" w:hAnsi="Arial" w:eastAsia="Arial" w:cs="Arial"/>
-          <w:b w:val="0"/>
-          <w:color w:val="000000"/>
-          <w:sz w:val="20"/>
-          <w:u w:val="none"/>
-        </w:rPr>
-        <w:t>2. The Residue column is also blank, but the Tips column should not depend on Residue being populated.</w:t>
+        <w:t>1. Before the fix, Tips displays correctly in this scenario because Residue is not null.</w:t>
       </w:r>
     </w:p>
     <w:p>
@@ -3245,7 +2403,7 @@
     <w:p>
       <w:pPr>
         <w:spacing w:before="0" w:after="40"/>
-        <w:ind w:left="720" w:hanging="240"/>
+        <w:ind w:left="360" w:hanging="240"/>
       </w:pPr>
       <w:r>
         <w:rPr>
@@ -3255,13 +2413,13 @@
           <w:sz w:val="20"/>
           <w:u w:val="none"/>
         </w:rPr>
-        <w:t>1. The Tips column displays the correct sum of non-Residue tips in the Total row.</w:t>
+        <w:t>1. After the fix, both Tips and Residue display correctly in the Total row.</w:t>
       </w:r>
     </w:p>
     <w:p>
       <w:pPr>
         <w:spacing w:before="0" w:after="40"/>
-        <w:ind w:left="720" w:hanging="240"/>
+        <w:ind w:left="360" w:hanging="240"/>
       </w:pPr>
       <w:r>
         <w:rPr>
@@ -3271,13 +2429,248 @@
           <w:sz w:val="20"/>
           <w:u w:val="none"/>
         </w:rPr>
-        <w:t>2. The Residue column may be blank/empty but the Tips column is populated correctly.</w:t>
+        <w:t>2. The displayed amounts equal the underlying tips and residue sums.</w:t>
       </w:r>
     </w:p>
     <w:p>
       <w:pPr>
         <w:spacing w:before="0" w:after="40"/>
-        <w:ind w:left="720" w:hanging="240"/>
+        <w:ind w:left="360" w:hanging="240"/>
+      </w:pPr>
+      <w:r>
+        <w:rPr>
+          <w:rFonts w:ascii="Arial" w:hAnsi="Arial" w:eastAsia="Arial" w:cs="Arial"/>
+          <w:b w:val="0"/>
+          <w:color w:val="000000"/>
+          <w:sz w:val="20"/>
+          <w:u w:val="none"/>
+        </w:rPr>
+        <w:t>3. The fix does not change the behavior of scenarios that already worked.</w:t>
+      </w:r>
+    </w:p>
+    <w:p>
+      <w:pPr>
+        <w:spacing w:before="0" w:after="40"/>
+        <w:ind w:left="360" w:hanging="240"/>
+      </w:pPr>
+      <w:r>
+        <w:rPr>
+          <w:rFonts w:ascii="Arial" w:hAnsi="Arial" w:eastAsia="Arial" w:cs="Arial"/>
+          <w:b w:val="0"/>
+          <w:color w:val="000000"/>
+          <w:sz w:val="20"/>
+          <w:u w:val="none"/>
+        </w:rPr>
+        <w:t>4. No errors displayed.</w:t>
+      </w:r>
+    </w:p>
+    <w:p>
+      <w:pPr>
+        <w:spacing w:before="120" w:after="60"/>
+      </w:pPr>
+      <w:r>
+        <w:rPr>
+          <w:rFonts w:ascii="Arial" w:hAnsi="Arial" w:eastAsia="Arial" w:cs="Arial"/>
+          <w:b/>
+          <w:color w:val="001EFF"/>
+          <w:sz w:val="22"/>
+          <w:u w:val="none"/>
+        </w:rPr>
+        <w:t>1.3. Verify behavior when Tips = 0 and Residue is null or empty</w:t>
+      </w:r>
+    </w:p>
+    <w:p>
+      <w:pPr>
+        <w:spacing w:before="0" w:after="80"/>
+      </w:pPr>
+      <w:r>
+        <w:rPr>
+          <w:rFonts w:ascii="Arial" w:hAnsi="Arial" w:eastAsia="Arial" w:cs="Arial"/>
+          <w:b/>
+          <w:color w:val="000000"/>
+          <w:sz w:val="20"/>
+          <w:u w:val="none"/>
+        </w:rPr>
+        <w:t>Prerequisite(s):</w:t>
+      </w:r>
+    </w:p>
+    <w:p>
+      <w:pPr>
+        <w:spacing w:before="0" w:after="40"/>
+        <w:ind w:left="360" w:hanging="240"/>
+      </w:pPr>
+      <w:r>
+        <w:rPr>
+          <w:rFonts w:ascii="Arial" w:hAnsi="Arial" w:eastAsia="Arial" w:cs="Arial"/>
+          <w:b w:val="0"/>
+          <w:color w:val="000000"/>
+          <w:sz w:val="20"/>
+          <w:u w:val="none"/>
+        </w:rPr>
+        <w:t>1. A business day / outlet / meal period has no tips and no residue payments.</w:t>
+      </w:r>
+    </w:p>
+    <w:p>
+      <w:pPr>
+        <w:spacing w:before="0" w:after="80"/>
+      </w:pPr>
+      <w:r>
+        <w:rPr>
+          <w:rFonts w:ascii="Arial" w:hAnsi="Arial" w:eastAsia="Arial" w:cs="Arial"/>
+          <w:b/>
+          <w:color w:val="000000"/>
+          <w:sz w:val="20"/>
+          <w:u w:val="none"/>
+        </w:rPr>
+        <w:t>Step(s):</w:t>
+      </w:r>
+    </w:p>
+    <w:p>
+      <w:pPr>
+        <w:spacing w:before="0" w:after="40"/>
+        <w:ind w:left="360" w:hanging="240"/>
+      </w:pPr>
+      <w:r>
+        <w:rPr>
+          <w:rFonts w:ascii="Arial" w:hAnsi="Arial" w:eastAsia="Arial" w:cs="Arial"/>
+          <w:b w:val="0"/>
+          <w:color w:val="000000"/>
+          <w:sz w:val="20"/>
+          <w:u w:val="none"/>
+        </w:rPr>
+        <w:t>1. Open POS050 Cashier Report (By Outlet).</w:t>
+      </w:r>
+    </w:p>
+    <w:p>
+      <w:pPr>
+        <w:spacing w:before="0" w:after="40"/>
+        <w:ind w:left="360" w:hanging="240"/>
+      </w:pPr>
+      <w:r>
+        <w:rPr>
+          <w:rFonts w:ascii="Arial" w:hAnsi="Arial" w:eastAsia="Arial" w:cs="Arial"/>
+          <w:b w:val="0"/>
+          <w:color w:val="000000"/>
+          <w:sz w:val="20"/>
+          <w:u w:val="none"/>
+        </w:rPr>
+        <w:t>2. Select the prepared business day, outlet and meal period.</w:t>
+      </w:r>
+    </w:p>
+    <w:p>
+      <w:pPr>
+        <w:spacing w:before="0" w:after="40"/>
+        <w:ind w:left="360" w:hanging="240"/>
+      </w:pPr>
+      <w:r>
+        <w:rPr>
+          <w:rFonts w:ascii="Arial" w:hAnsi="Arial" w:eastAsia="Arial" w:cs="Arial"/>
+          <w:b w:val="0"/>
+          <w:color w:val="000000"/>
+          <w:sz w:val="20"/>
+          <w:u w:val="none"/>
+        </w:rPr>
+        <w:t>3. Click "Run" button.</w:t>
+      </w:r>
+    </w:p>
+    <w:p>
+      <w:pPr>
+        <w:spacing w:before="0" w:after="40"/>
+        <w:ind w:left="360" w:hanging="240"/>
+      </w:pPr>
+      <w:r>
+        <w:rPr>
+          <w:rFonts w:ascii="Arial" w:hAnsi="Arial" w:eastAsia="Arial" w:cs="Arial"/>
+          <w:b w:val="0"/>
+          <w:color w:val="000000"/>
+          <w:sz w:val="20"/>
+          <w:u w:val="none"/>
+        </w:rPr>
+        <w:t>4. Check the Tips, Residue and Total cells of the Total row.</w:t>
+      </w:r>
+    </w:p>
+    <w:p>
+      <w:pPr>
+        <w:spacing w:before="0" w:after="80"/>
+      </w:pPr>
+      <w:r>
+        <w:rPr>
+          <w:rFonts w:ascii="Arial" w:hAnsi="Arial" w:eastAsia="Arial" w:cs="Arial"/>
+          <w:b/>
+          <w:color w:val="000000"/>
+          <w:sz w:val="20"/>
+          <w:u w:val="none"/>
+        </w:rPr>
+        <w:t>Reproduction Result(s):</w:t>
+      </w:r>
+    </w:p>
+    <w:p>
+      <w:pPr>
+        <w:spacing w:before="0" w:after="40"/>
+        <w:ind w:left="360" w:hanging="240"/>
+      </w:pPr>
+      <w:r>
+        <w:rPr>
+          <w:rFonts w:ascii="Arial" w:hAnsi="Arial" w:eastAsia="Arial" w:cs="Arial"/>
+          <w:b w:val="0"/>
+          <w:color w:val="000000"/>
+          <w:sz w:val="20"/>
+          <w:u w:val="none"/>
+        </w:rPr>
+        <w:t>1. Before the fix the Tips/Residue cells may render blank under the null aggregate.</w:t>
+      </w:r>
+    </w:p>
+    <w:p>
+      <w:pPr>
+        <w:spacing w:before="0" w:after="80"/>
+      </w:pPr>
+      <w:r>
+        <w:rPr>
+          <w:rFonts w:ascii="Arial" w:hAnsi="Arial" w:eastAsia="Arial" w:cs="Arial"/>
+          <w:b/>
+          <w:color w:val="000000"/>
+          <w:sz w:val="20"/>
+          <w:u w:val="none"/>
+        </w:rPr>
+        <w:t>Fix Result(s):</w:t>
+      </w:r>
+    </w:p>
+    <w:p>
+      <w:pPr>
+        <w:spacing w:before="0" w:after="40"/>
+        <w:ind w:left="360" w:hanging="240"/>
+      </w:pPr>
+      <w:r>
+        <w:rPr>
+          <w:rFonts w:ascii="Arial" w:hAnsi="Arial" w:eastAsia="Arial" w:cs="Arial"/>
+          <w:b w:val="0"/>
+          <w:color w:val="000000"/>
+          <w:sz w:val="20"/>
+          <w:u w:val="none"/>
+        </w:rPr>
+        <w:t>1. After the fix the report renders consistently: Tips and Residue show their configured zero/blank representation and the Total row still calculates.</w:t>
+      </w:r>
+    </w:p>
+    <w:p>
+      <w:pPr>
+        <w:spacing w:before="0" w:after="40"/>
+        <w:ind w:left="360" w:hanging="240"/>
+      </w:pPr>
+      <w:r>
+        <w:rPr>
+          <w:rFonts w:ascii="Arial" w:hAnsi="Arial" w:eastAsia="Arial" w:cs="Arial"/>
+          <w:b w:val="0"/>
+          <w:color w:val="000000"/>
+          <w:sz w:val="20"/>
+          <w:u w:val="none"/>
+        </w:rPr>
+        <w:t>2. No null-related error or broken Total row is displayed.</w:t>
+      </w:r>
+    </w:p>
+    <w:p>
+      <w:pPr>
+        <w:spacing w:before="0" w:after="40"/>
+        <w:ind w:left="360" w:hanging="240"/>
       </w:pPr>
       <w:r>
         <w:rPr>
@@ -3292,6 +2685,21 @@
     </w:p>
     <w:p>
       <w:pPr>
+        <w:spacing w:before="160" w:after="80"/>
+      </w:pPr>
+      <w:r>
+        <w:rPr>
+          <w:rFonts w:ascii="Arial" w:hAnsi="Arial" w:eastAsia="Arial" w:cs="Arial"/>
+          <w:b/>
+          <w:color w:val="001EFF"/>
+          <w:sz w:val="24"/>
+          <w:u w:val="none"/>
+        </w:rPr>
+        <w:t>2. Tips Display Across Parameter Combinations</w:t>
+      </w:r>
+    </w:p>
+    <w:p>
+      <w:pPr>
         <w:spacing w:before="120" w:after="60"/>
       </w:pPr>
       <w:r>
@@ -3302,7 +2710,7 @@
           <w:sz w:val="22"/>
           <w:u w:val="none"/>
         </w:rPr>
-        <w:t>1.3. [Multiple Outlets, Specified As Below Date Range, All Cashiers, All Meal Periods] - Tips Display Across a Range</w:t>
+        <w:t>2.1. All Default Parameters [Current Business Day, All Shops, All Outlets, All Periods, All Payment Methods]</w:t>
       </w:r>
     </w:p>
     <w:p>
@@ -3323,7 +2731,7 @@
     <w:p>
       <w:pPr>
         <w:spacing w:before="0" w:after="40"/>
-        <w:ind w:left="720" w:hanging="240"/>
+        <w:ind w:left="360" w:hanging="240"/>
       </w:pPr>
       <w:r>
         <w:rPr>
@@ -3333,39 +2741,7 @@
           <w:sz w:val="20"/>
           <w:u w:val="none"/>
         </w:rPr>
-        <w:t>1. A build with the HERO-68372 fix is deployed.</w:t>
-      </w:r>
-    </w:p>
-    <w:p>
-      <w:pPr>
-        <w:spacing w:before="0" w:after="40"/>
-        <w:ind w:left="720" w:hanging="240"/>
-      </w:pPr>
-      <w:r>
-        <w:rPr>
-          <w:rFonts w:ascii="Arial" w:hAnsi="Arial" w:eastAsia="Arial" w:cs="Arial"/>
-          <w:b w:val="0"/>
-          <w:color w:val="000000"/>
-          <w:sz w:val="20"/>
-          <w:u w:val="none"/>
-        </w:rPr>
-        <w:t>2. Multiple outlets have Tips &gt; 0 on non-Residue payments across a multi-day range, with no Residue payments for some or all of those outlets/days.</w:t>
-      </w:r>
-    </w:p>
-    <w:p>
-      <w:pPr>
-        <w:spacing w:before="0" w:after="40"/>
-        <w:ind w:left="720" w:hanging="240"/>
-      </w:pPr>
-      <w:r>
-        <w:rPr>
-          <w:rFonts w:ascii="Arial" w:hAnsi="Arial" w:eastAsia="Arial" w:cs="Arial"/>
-          <w:b w:val="0"/>
-          <w:color w:val="000000"/>
-          <w:sz w:val="20"/>
-          <w:u w:val="none"/>
-        </w:rPr>
-        <w:t>3. Capture the expected per-outlet tips totals from source payment data.</w:t>
+        <w:t>1. The current business day contains at least one outlet/meal period with tips and no residue payments.</w:t>
       </w:r>
     </w:p>
     <w:p>
@@ -3386,7 +2762,7 @@
     <w:p>
       <w:pPr>
         <w:spacing w:before="0" w:after="40"/>
-        <w:ind w:left="720" w:hanging="240"/>
+        <w:ind w:left="360" w:hanging="240"/>
       </w:pPr>
       <w:r>
         <w:rPr>
@@ -3402,7 +2778,7 @@
     <w:p>
       <w:pPr>
         <w:spacing w:before="0" w:after="40"/>
-        <w:ind w:left="720" w:hanging="240"/>
+        <w:ind w:left="360" w:hanging="240"/>
       </w:pPr>
       <w:r>
         <w:rPr>
@@ -3412,13 +2788,13 @@
           <w:sz w:val="20"/>
           <w:u w:val="none"/>
         </w:rPr>
-        <w:t>2. Select "Specified As Below" from Date Type.</w:t>
+        <w:t>2. Keep all parameters at their default values.</w:t>
       </w:r>
     </w:p>
     <w:p>
       <w:pPr>
         <w:spacing w:before="0" w:after="40"/>
-        <w:ind w:left="720" w:hanging="240"/>
+        <w:ind w:left="360" w:hanging="240"/>
       </w:pPr>
       <w:r>
         <w:rPr>
@@ -3428,13 +2804,13 @@
           <w:sz w:val="20"/>
           <w:u w:val="none"/>
         </w:rPr>
-        <w:t>3. Set Begin Date and End Date to cover a multi-day range.</w:t>
+        <w:t>3. Click "Run" button.</w:t>
       </w:r>
     </w:p>
     <w:p>
       <w:pPr>
         <w:spacing w:before="0" w:after="40"/>
-        <w:ind w:left="720" w:hanging="240"/>
+        <w:ind w:left="360" w:hanging="240"/>
       </w:pPr>
       <w:r>
         <w:rPr>
@@ -3444,103 +2820,7 @@
           <w:sz w:val="20"/>
           <w:u w:val="none"/>
         </w:rPr>
-        <w:t>4. Select "Single" from Shops and pick the test shop.</w:t>
-      </w:r>
-    </w:p>
-    <w:p>
-      <w:pPr>
-        <w:spacing w:before="0" w:after="40"/>
-        <w:ind w:left="720" w:hanging="240"/>
-      </w:pPr>
-      <w:r>
-        <w:rPr>
-          <w:rFonts w:ascii="Arial" w:hAnsi="Arial" w:eastAsia="Arial" w:cs="Arial"/>
-          <w:b w:val="0"/>
-          <w:color w:val="000000"/>
-          <w:sz w:val="20"/>
-          <w:u w:val="none"/>
-        </w:rPr>
-        <w:t>5. Select "Multiple" from Outlets and pick multiple test outlets.</w:t>
-      </w:r>
-    </w:p>
-    <w:p>
-      <w:pPr>
-        <w:spacing w:before="0" w:after="40"/>
-        <w:ind w:left="720" w:hanging="240"/>
-      </w:pPr>
-      <w:r>
-        <w:rPr>
-          <w:rFonts w:ascii="Arial" w:hAnsi="Arial" w:eastAsia="Arial" w:cs="Arial"/>
-          <w:b w:val="0"/>
-          <w:color w:val="000000"/>
-          <w:sz w:val="20"/>
-          <w:u w:val="none"/>
-        </w:rPr>
-        <w:t>6. Select "All" from Cashiers.</w:t>
-      </w:r>
-    </w:p>
-    <w:p>
-      <w:pPr>
-        <w:spacing w:before="0" w:after="40"/>
-        <w:ind w:left="720" w:hanging="240"/>
-      </w:pPr>
-      <w:r>
-        <w:rPr>
-          <w:rFonts w:ascii="Arial" w:hAnsi="Arial" w:eastAsia="Arial" w:cs="Arial"/>
-          <w:b w:val="0"/>
-          <w:color w:val="000000"/>
-          <w:sz w:val="20"/>
-          <w:u w:val="none"/>
-        </w:rPr>
-        <w:t>7. Select "All" from Meal Period.</w:t>
-      </w:r>
-    </w:p>
-    <w:p>
-      <w:pPr>
-        <w:spacing w:before="0" w:after="40"/>
-        <w:ind w:left="720" w:hanging="240"/>
-      </w:pPr>
-      <w:r>
-        <w:rPr>
-          <w:rFonts w:ascii="Arial" w:hAnsi="Arial" w:eastAsia="Arial" w:cs="Arial"/>
-          <w:b w:val="0"/>
-          <w:color w:val="000000"/>
-          <w:sz w:val="20"/>
-          <w:u w:val="none"/>
-        </w:rPr>
-        <w:t>8. Click "Run" button.</w:t>
-      </w:r>
-    </w:p>
-    <w:p>
-      <w:pPr>
-        <w:spacing w:before="0" w:after="40"/>
-        <w:ind w:left="720" w:hanging="240"/>
-      </w:pPr>
-      <w:r>
-        <w:rPr>
-          <w:rFonts w:ascii="Arial" w:hAnsi="Arial" w:eastAsia="Arial" w:cs="Arial"/>
-          <w:b w:val="0"/>
-          <w:color w:val="000000"/>
-          <w:sz w:val="20"/>
-          <w:u w:val="none"/>
-        </w:rPr>
-        <w:t>9. Verify each outlet's Total row displays the Tips column with the correct per-outlet sum.</w:t>
-      </w:r>
-    </w:p>
-    <w:p>
-      <w:pPr>
-        <w:spacing w:before="0" w:after="40"/>
-        <w:ind w:left="720" w:hanging="240"/>
-      </w:pPr>
-      <w:r>
-        <w:rPr>
-          <w:rFonts w:ascii="Arial" w:hAnsi="Arial" w:eastAsia="Arial" w:cs="Arial"/>
-          <w:b w:val="0"/>
-          <w:color w:val="000000"/>
-          <w:sz w:val="20"/>
-          <w:u w:val="none"/>
-        </w:rPr>
-        <w:t>10. Verify the Grand Total row displays the Tips column with the correct aggregate sum across all outlets.</w:t>
+        <w:t>4. Check the Tips values in the affected Total rows.</w:t>
       </w:r>
     </w:p>
     <w:p>
@@ -3561,7 +2841,7 @@
     <w:p>
       <w:pPr>
         <w:spacing w:before="0" w:after="40"/>
-        <w:ind w:left="720" w:hanging="240"/>
+        <w:ind w:left="360" w:hanging="240"/>
       </w:pPr>
       <w:r>
         <w:rPr>
@@ -3571,23 +2851,7 @@
           <w:sz w:val="20"/>
           <w:u w:val="none"/>
         </w:rPr>
-        <w:t>1. Outlets with null/empty Residue have missing or blank Tips in their Total rows.</w:t>
-      </w:r>
-    </w:p>
-    <w:p>
-      <w:pPr>
-        <w:spacing w:before="0" w:after="40"/>
-        <w:ind w:left="720" w:hanging="240"/>
-      </w:pPr>
-      <w:r>
-        <w:rPr>
-          <w:rFonts w:ascii="Arial" w:hAnsi="Arial" w:eastAsia="Arial" w:cs="Arial"/>
-          <w:b w:val="0"/>
-          <w:color w:val="000000"/>
-          <w:sz w:val="20"/>
-          <w:u w:val="none"/>
-        </w:rPr>
-        <w:t>2. The Grand Total Tips may also be missing or undercounted because the per-outlet Tips values were suppressed.</w:t>
+        <w:t>1. Before the fix, the Tips amount is missing for outlet/meal period Total rows whose Residue aggregate is null.</w:t>
       </w:r>
     </w:p>
     <w:p>
@@ -3608,7 +2872,7 @@
     <w:p>
       <w:pPr>
         <w:spacing w:before="0" w:after="40"/>
-        <w:ind w:left="720" w:hanging="240"/>
+        <w:ind w:left="360" w:hanging="240"/>
       </w:pPr>
       <w:r>
         <w:rPr>
@@ -3618,13 +2882,13 @@
           <w:sz w:val="20"/>
           <w:u w:val="none"/>
         </w:rPr>
-        <w:t>1. Each outlet's Total row displays the correct per-outlet Tips sum even when Residue is null/empty.</w:t>
+        <w:t>1. After the fix, Tips is displayed for every outlet/meal period Total row regardless of the Residue aggregate state.</w:t>
       </w:r>
     </w:p>
     <w:p>
       <w:pPr>
         <w:spacing w:before="0" w:after="40"/>
-        <w:ind w:left="720" w:hanging="240"/>
+        <w:ind w:left="360" w:hanging="240"/>
       </w:pPr>
       <w:r>
         <w:rPr>
@@ -3634,13 +2898,13 @@
           <w:sz w:val="20"/>
           <w:u w:val="none"/>
         </w:rPr>
-        <w:t>2. The Grand Total Tips equals the aggregate sum of non-Residue tips across all outlets.</w:t>
+        <w:t>2. Report data matches the underlying payment data.</w:t>
       </w:r>
     </w:p>
     <w:p>
       <w:pPr>
         <w:spacing w:before="0" w:after="40"/>
-        <w:ind w:left="720" w:hanging="240"/>
+        <w:ind w:left="360" w:hanging="240"/>
       </w:pPr>
       <w:r>
         <w:rPr>
@@ -3655,21 +2919,6 @@
     </w:p>
     <w:p>
       <w:pPr>
-        <w:spacing w:before="160" w:after="80"/>
-      </w:pPr>
-      <w:r>
-        <w:rPr>
-          <w:rFonts w:ascii="Arial" w:hAnsi="Arial" w:eastAsia="Arial" w:cs="Arial"/>
-          <w:b/>
-          <w:color w:val="001EFF"/>
-          <w:sz w:val="24"/>
-          <w:u w:val="none"/>
-        </w:rPr>
-        <w:t>2. Tips Display With Residue Present (Regression - Positive Path)</w:t>
-      </w:r>
-    </w:p>
-    <w:p>
-      <w:pPr>
         <w:spacing w:before="120" w:after="60"/>
       </w:pPr>
       <w:r>
@@ -3680,7 +2929,7 @@
           <w:sz w:val="22"/>
           <w:u w:val="none"/>
         </w:rPr>
-        <w:t>2.1. Tips and Residue Both Populated</w:t>
+        <w:t>2.2. [Last Business Day, A Single Outlet, A Single Period] - exact ticket condition</w:t>
       </w:r>
     </w:p>
     <w:p>
@@ -3701,7 +2950,7 @@
     <w:p>
       <w:pPr>
         <w:spacing w:before="0" w:after="40"/>
-        <w:ind w:left="720" w:hanging="240"/>
+        <w:ind w:left="360" w:hanging="240"/>
       </w:pPr>
       <w:r>
         <w:rPr>
@@ -3711,39 +2960,7 @@
           <w:sz w:val="20"/>
           <w:u w:val="none"/>
         </w:rPr>
-        <w:t>1. A build with the HERO-68372 fix is deployed.</w:t>
-      </w:r>
-    </w:p>
-    <w:p>
-      <w:pPr>
-        <w:spacing w:before="0" w:after="40"/>
-        <w:ind w:left="720" w:hanging="240"/>
-      </w:pPr>
-      <w:r>
-        <w:rPr>
-          <w:rFonts w:ascii="Arial" w:hAnsi="Arial" w:eastAsia="Arial" w:cs="Arial"/>
-          <w:b w:val="0"/>
-          <w:color w:val="000000"/>
-          <w:sz w:val="20"/>
-          <w:u w:val="none"/>
-        </w:rPr>
-        <w:t>2. One outlet / business day / meal period has both Tips &gt; 0 on non-Residue payments AND at least one Residue payment (paym_tips = 'r') so Residue total is populated.</w:t>
-      </w:r>
-    </w:p>
-    <w:p>
-      <w:pPr>
-        <w:spacing w:before="0" w:after="40"/>
-        <w:ind w:left="720" w:hanging="240"/>
-      </w:pPr>
-      <w:r>
-        <w:rPr>
-          <w:rFonts w:ascii="Arial" w:hAnsi="Arial" w:eastAsia="Arial" w:cs="Arial"/>
-          <w:b w:val="0"/>
-          <w:color w:val="000000"/>
-          <w:sz w:val="20"/>
-          <w:u w:val="none"/>
-        </w:rPr>
-        <w:t>3. Capture the expected Tips and Residue values from source payment data.</w:t>
+        <w:t>1. The last business day has one outlet/meal period with Tips &gt; 0 and no Residue payments.</w:t>
       </w:r>
     </w:p>
     <w:p>
@@ -3764,7 +2981,7 @@
     <w:p>
       <w:pPr>
         <w:spacing w:before="0" w:after="40"/>
-        <w:ind w:left="720" w:hanging="240"/>
+        <w:ind w:left="360" w:hanging="240"/>
       </w:pPr>
       <w:r>
         <w:rPr>
@@ -3780,7 +2997,7 @@
     <w:p>
       <w:pPr>
         <w:spacing w:before="0" w:after="40"/>
-        <w:ind w:left="720" w:hanging="240"/>
+        <w:ind w:left="360" w:hanging="240"/>
       </w:pPr>
       <w:r>
         <w:rPr>
@@ -3790,13 +3007,13 @@
           <w:sz w:val="20"/>
           <w:u w:val="none"/>
         </w:rPr>
-        <w:t>2. Select "Current Business Day" from Date Type.</w:t>
+        <w:t>2. Select 'Last Business Day' from Date Type, 'Single' and the prepared outlet from Outlets, 'Single' and the prepared meal period from Period.</w:t>
       </w:r>
     </w:p>
     <w:p>
       <w:pPr>
         <w:spacing w:before="0" w:after="40"/>
-        <w:ind w:left="720" w:hanging="240"/>
+        <w:ind w:left="360" w:hanging="240"/>
       </w:pPr>
       <w:r>
         <w:rPr>
@@ -3806,13 +3023,13 @@
           <w:sz w:val="20"/>
           <w:u w:val="none"/>
         </w:rPr>
-        <w:t>3. Select "Single" from Shops and pick the test shop.</w:t>
+        <w:t>3. Click "Run" button.</w:t>
       </w:r>
     </w:p>
     <w:p>
       <w:pPr>
         <w:spacing w:before="0" w:after="40"/>
-        <w:ind w:left="720" w:hanging="240"/>
+        <w:ind w:left="360" w:hanging="240"/>
       </w:pPr>
       <w:r>
         <w:rPr>
@@ -3822,71 +3039,7 @@
           <w:sz w:val="20"/>
           <w:u w:val="none"/>
         </w:rPr>
-        <w:t>4. Select "Single" from Outlets and pick the test outlet.</w:t>
-      </w:r>
-    </w:p>
-    <w:p>
-      <w:pPr>
-        <w:spacing w:before="0" w:after="40"/>
-        <w:ind w:left="720" w:hanging="240"/>
-      </w:pPr>
-      <w:r>
-        <w:rPr>
-          <w:rFonts w:ascii="Arial" w:hAnsi="Arial" w:eastAsia="Arial" w:cs="Arial"/>
-          <w:b w:val="0"/>
-          <w:color w:val="000000"/>
-          <w:sz w:val="20"/>
-          <w:u w:val="none"/>
-        </w:rPr>
-        <w:t>5. Select "All" from Cashiers.</w:t>
-      </w:r>
-    </w:p>
-    <w:p>
-      <w:pPr>
-        <w:spacing w:before="0" w:after="40"/>
-        <w:ind w:left="720" w:hanging="240"/>
-      </w:pPr>
-      <w:r>
-        <w:rPr>
-          <w:rFonts w:ascii="Arial" w:hAnsi="Arial" w:eastAsia="Arial" w:cs="Arial"/>
-          <w:b w:val="0"/>
-          <w:color w:val="000000"/>
-          <w:sz w:val="20"/>
-          <w:u w:val="none"/>
-        </w:rPr>
-        <w:t>6. Select "All" from Meal Period.</w:t>
-      </w:r>
-    </w:p>
-    <w:p>
-      <w:pPr>
-        <w:spacing w:before="0" w:after="40"/>
-        <w:ind w:left="720" w:hanging="240"/>
-      </w:pPr>
-      <w:r>
-        <w:rPr>
-          <w:rFonts w:ascii="Arial" w:hAnsi="Arial" w:eastAsia="Arial" w:cs="Arial"/>
-          <w:b w:val="0"/>
-          <w:color w:val="000000"/>
-          <w:sz w:val="20"/>
-          <w:u w:val="none"/>
-        </w:rPr>
-        <w:t>7. Click "Run" button.</w:t>
-      </w:r>
-    </w:p>
-    <w:p>
-      <w:pPr>
-        <w:spacing w:before="0" w:after="40"/>
-        <w:ind w:left="720" w:hanging="240"/>
-      </w:pPr>
-      <w:r>
-        <w:rPr>
-          <w:rFonts w:ascii="Arial" w:hAnsi="Arial" w:eastAsia="Arial" w:cs="Arial"/>
-          <w:b w:val="0"/>
-          <w:color w:val="000000"/>
-          <w:sz w:val="20"/>
-          <w:u w:val="none"/>
-        </w:rPr>
-        <w:t>8. Verify the Total row for the outlet / meal period displays both Tips and Residue columns with correct values.</w:t>
+        <w:t>4. Check the Total row Tips value.</w:t>
       </w:r>
     </w:p>
     <w:p>
@@ -3907,7 +3060,7 @@
     <w:p>
       <w:pPr>
         <w:spacing w:before="0" w:after="40"/>
-        <w:ind w:left="720" w:hanging="240"/>
+        <w:ind w:left="360" w:hanging="240"/>
       </w:pPr>
       <w:r>
         <w:rPr>
@@ -3917,7 +3070,7 @@
           <w:sz w:val="20"/>
           <w:u w:val="none"/>
         </w:rPr>
-        <w:t>1. Tips and Residue both display correctly in the Total row when Residue is populated (positive path was working before the fix).</w:t>
+        <w:t>1. Before the fix, the total tip amount is not displayed in POS050 as reported in support ticket #1938720.</w:t>
       </w:r>
     </w:p>
     <w:p>
@@ -3938,7 +3091,7 @@
     <w:p>
       <w:pPr>
         <w:spacing w:before="0" w:after="40"/>
-        <w:ind w:left="720" w:hanging="240"/>
+        <w:ind w:left="360" w:hanging="240"/>
       </w:pPr>
       <w:r>
         <w:rPr>
@@ -3948,13 +3101,13 @@
           <w:sz w:val="20"/>
           <w:u w:val="none"/>
         </w:rPr>
-        <w:t>1. Tips and Residue both continue to display correctly in the Total row (no regression).</w:t>
+        <w:t>1. After the fix, the total tip amount is displayed correctly in the Total row.</w:t>
       </w:r>
     </w:p>
     <w:p>
       <w:pPr>
         <w:spacing w:before="0" w:after="40"/>
-        <w:ind w:left="720" w:hanging="240"/>
+        <w:ind w:left="360" w:hanging="240"/>
       </w:pPr>
       <w:r>
         <w:rPr>
@@ -3964,13 +3117,13 @@
           <w:sz w:val="20"/>
           <w:u w:val="none"/>
         </w:rPr>
-        <w:t>2. The displayed Tips value matches the expected sum of non-Residue tips.</w:t>
+        <w:t>2. The value equals the tips total in the underlying payments.</w:t>
       </w:r>
     </w:p>
     <w:p>
       <w:pPr>
         <w:spacing w:before="0" w:after="40"/>
-        <w:ind w:left="720" w:hanging="240"/>
+        <w:ind w:left="360" w:hanging="240"/>
       </w:pPr>
       <w:r>
         <w:rPr>
@@ -3980,23 +3133,7 @@
           <w:sz w:val="20"/>
           <w:u w:val="none"/>
         </w:rPr>
-        <w:t>3. The displayed Residue value matches the expected sum of Residue tips.</w:t>
-      </w:r>
-    </w:p>
-    <w:p>
-      <w:pPr>
-        <w:spacing w:before="0" w:after="40"/>
-        <w:ind w:left="720" w:hanging="240"/>
-      </w:pPr>
-      <w:r>
-        <w:rPr>
-          <w:rFonts w:ascii="Arial" w:hAnsi="Arial" w:eastAsia="Arial" w:cs="Arial"/>
-          <w:b w:val="0"/>
-          <w:color w:val="000000"/>
-          <w:sz w:val="20"/>
-          <w:u w:val="none"/>
-        </w:rPr>
-        <w:t>4. No errors displayed.</w:t>
+        <w:t>3. No errors displayed.</w:t>
       </w:r>
     </w:p>
     <w:p>
@@ -4011,7 +3148,7 @@
           <w:sz w:val="22"/>
           <w:u w:val="none"/>
         </w:rPr>
-        <w:t>2.2. Zero Tips and Zero Residue (Negative Path)</w:t>
+        <w:t>2.3. [Specified As Below, Multiple Outlets, Multiple Periods] aggregation</w:t>
       </w:r>
     </w:p>
     <w:p>
@@ -4032,7 +3169,7 @@
     <w:p>
       <w:pPr>
         <w:spacing w:before="0" w:after="40"/>
-        <w:ind w:left="720" w:hanging="240"/>
+        <w:ind w:left="360" w:hanging="240"/>
       </w:pPr>
       <w:r>
         <w:rPr>
@@ -4042,23 +3179,7 @@
           <w:sz w:val="20"/>
           <w:u w:val="none"/>
         </w:rPr>
-        <w:t>1. A build with the HERO-68372 fix is deployed.</w:t>
-      </w:r>
-    </w:p>
-    <w:p>
-      <w:pPr>
-        <w:spacing w:before="0" w:after="40"/>
-        <w:ind w:left="720" w:hanging="240"/>
-      </w:pPr>
-      <w:r>
-        <w:rPr>
-          <w:rFonts w:ascii="Arial" w:hAnsi="Arial" w:eastAsia="Arial" w:cs="Arial"/>
-          <w:b w:val="0"/>
-          <w:color w:val="000000"/>
-          <w:sz w:val="20"/>
-          <w:u w:val="none"/>
-        </w:rPr>
-        <w:t>2. One outlet / business day / meal period has no tips at all (Tips = 0, Residue = 0/null).</w:t>
+        <w:t>1. Several outlets and meal periods across multiple days have tips; some have residue payments and some do not.</w:t>
       </w:r>
     </w:p>
     <w:p>
@@ -4079,7 +3200,7 @@
     <w:p>
       <w:pPr>
         <w:spacing w:before="0" w:after="40"/>
-        <w:ind w:left="720" w:hanging="240"/>
+        <w:ind w:left="360" w:hanging="240"/>
       </w:pPr>
       <w:r>
         <w:rPr>
@@ -4095,7 +3216,7 @@
     <w:p>
       <w:pPr>
         <w:spacing w:before="0" w:after="40"/>
-        <w:ind w:left="720" w:hanging="240"/>
+        <w:ind w:left="360" w:hanging="240"/>
       </w:pPr>
       <w:r>
         <w:rPr>
@@ -4105,13 +3226,13 @@
           <w:sz w:val="20"/>
           <w:u w:val="none"/>
         </w:rPr>
-        <w:t>2. Select "Current Business Day" from Date Type.</w:t>
+        <w:t>2. Select 'Specified As Below' from Date Type and specify a multi-day range.</w:t>
       </w:r>
     </w:p>
     <w:p>
       <w:pPr>
         <w:spacing w:before="0" w:after="40"/>
-        <w:ind w:left="720" w:hanging="240"/>
+        <w:ind w:left="360" w:hanging="240"/>
       </w:pPr>
       <w:r>
         <w:rPr>
@@ -4121,13 +3242,13 @@
           <w:sz w:val="20"/>
           <w:u w:val="none"/>
         </w:rPr>
-        <w:t>3. Select the outlet with no tips.</w:t>
+        <w:t>3. Select multiple outlets and multiple periods.</w:t>
       </w:r>
     </w:p>
     <w:p>
       <w:pPr>
         <w:spacing w:before="0" w:after="40"/>
-        <w:ind w:left="720" w:hanging="240"/>
+        <w:ind w:left="360" w:hanging="240"/>
       </w:pPr>
       <w:r>
         <w:rPr>
@@ -4143,7 +3264,7 @@
     <w:p>
       <w:pPr>
         <w:spacing w:before="0" w:after="40"/>
-        <w:ind w:left="720" w:hanging="240"/>
+        <w:ind w:left="360" w:hanging="240"/>
       </w:pPr>
       <w:r>
         <w:rPr>
@@ -4153,7 +3274,7 @@
           <w:sz w:val="20"/>
           <w:u w:val="none"/>
         </w:rPr>
-        <w:t>5. Verify the Total row Tips column displays 0.00 or blank consistently with the previous behavior.</w:t>
+        <w:t>5. Check Tips in each outlet/period Total row, the outlet Sub Totals and the Grand Total.</w:t>
       </w:r>
     </w:p>
     <w:p>
@@ -4174,7 +3295,7 @@
     <w:p>
       <w:pPr>
         <w:spacing w:before="0" w:after="40"/>
-        <w:ind w:left="720" w:hanging="240"/>
+        <w:ind w:left="360" w:hanging="240"/>
       </w:pPr>
       <w:r>
         <w:rPr>
@@ -4184,7 +3305,7 @@
           <w:sz w:val="20"/>
           <w:u w:val="none"/>
         </w:rPr>
-        <w:t>1. Tips column shows 0.00 or blank in the Total row when no tips exist (consistent across both paths).</w:t>
+        <w:t>1. Before the fix, Tips is omitted from the Total rows (and propagated Sub Total/Grand Total) for outlet/period groups whose Residue aggregate is null.</w:t>
       </w:r>
     </w:p>
     <w:p>
@@ -4205,7 +3326,7 @@
     <w:p>
       <w:pPr>
         <w:spacing w:before="0" w:after="40"/>
-        <w:ind w:left="720" w:hanging="240"/>
+        <w:ind w:left="360" w:hanging="240"/>
       </w:pPr>
       <w:r>
         <w:rPr>
@@ -4215,13 +3336,13 @@
           <w:sz w:val="20"/>
           <w:u w:val="none"/>
         </w:rPr>
-        <w:t>1. Tips column shows 0.00 or blank in the Total row when no tips exist (no regression).</w:t>
+        <w:t>1. After the fix, Tips is included in every Total row, every outlet Sub Total and the Grand Total.</w:t>
       </w:r>
     </w:p>
     <w:p>
       <w:pPr>
         <w:spacing w:before="0" w:after="40"/>
-        <w:ind w:left="720" w:hanging="240"/>
+        <w:ind w:left="360" w:hanging="240"/>
       </w:pPr>
       <w:r>
         <w:rPr>
@@ -4231,22 +3352,23 @@
           <w:sz w:val="20"/>
           <w:u w:val="none"/>
         </w:rPr>
-        <w:t>2. No errors displayed.</w:t>
+        <w:t>2. Aggregated tips equal the sum of tips across the selected outlets, periods and days.</w:t>
       </w:r>
     </w:p>
     <w:p>
       <w:pPr>
-        <w:spacing w:before="160" w:after="80"/>
+        <w:spacing w:before="0" w:after="40"/>
+        <w:ind w:left="360" w:hanging="240"/>
       </w:pPr>
       <w:r>
         <w:rPr>
           <w:rFonts w:ascii="Arial" w:hAnsi="Arial" w:eastAsia="Arial" w:cs="Arial"/>
-          <w:b/>
-          <w:color w:val="001EFF"/>
-          <w:sz w:val="24"/>
+          <w:b w:val="0"/>
+          <w:color w:val="000000"/>
+          <w:sz w:val="20"/>
           <w:u w:val="none"/>
         </w:rPr>
-        <w:t>3. Data Accuracy Verification</w:t>
+        <w:t>3. No errors displayed.</w:t>
       </w:r>
     </w:p>
     <w:p>
@@ -4261,7 +3383,7 @@
           <w:sz w:val="22"/>
           <w:u w:val="none"/>
         </w:rPr>
-        <w:t>3.1. Tips Match Source Payment Data</w:t>
+        <w:t>2.4. Filter by Payment Method with tips and without residue</w:t>
       </w:r>
     </w:p>
     <w:p>
@@ -4282,7 +3404,7 @@
     <w:p>
       <w:pPr>
         <w:spacing w:before="0" w:after="40"/>
-        <w:ind w:left="720" w:hanging="240"/>
+        <w:ind w:left="360" w:hanging="240"/>
       </w:pPr>
       <w:r>
         <w:rPr>
@@ -4292,23 +3414,7 @@
           <w:sz w:val="20"/>
           <w:u w:val="none"/>
         </w:rPr>
-        <w:t>1. A build with the HERO-68372 fix is deployed.</w:t>
-      </w:r>
-    </w:p>
-    <w:p>
-      <w:pPr>
-        <w:spacing w:before="0" w:after="40"/>
-        <w:ind w:left="720" w:hanging="240"/>
-      </w:pPr>
-      <w:r>
-        <w:rPr>
-          <w:rFonts w:ascii="Arial" w:hAnsi="Arial" w:eastAsia="Arial" w:cs="Arial"/>
-          <w:b w:val="0"/>
-          <w:color w:val="000000"/>
-          <w:sz w:val="20"/>
-          <w:u w:val="none"/>
-        </w:rPr>
-        <w:t>2. Capture the expected tips values from source payment data (pos_payments / payment tables) for the selected outlet / business day / meal period.</w:t>
+        <w:t>1. A payment method carrying tips but no residue exists for the selected business day/outlet/period.</w:t>
       </w:r>
     </w:p>
     <w:p>
@@ -4329,7 +3435,7 @@
     <w:p>
       <w:pPr>
         <w:spacing w:before="0" w:after="40"/>
-        <w:ind w:left="720" w:hanging="240"/>
+        <w:ind w:left="360" w:hanging="240"/>
       </w:pPr>
       <w:r>
         <w:rPr>
@@ -4345,7 +3451,7 @@
     <w:p>
       <w:pPr>
         <w:spacing w:before="0" w:after="40"/>
-        <w:ind w:left="720" w:hanging="240"/>
+        <w:ind w:left="360" w:hanging="240"/>
       </w:pPr>
       <w:r>
         <w:rPr>
@@ -4355,13 +3461,13 @@
           <w:sz w:val="20"/>
           <w:u w:val="none"/>
         </w:rPr>
-        <w:t>2. Select "Current Business Day" from Date Type.</w:t>
+        <w:t>2. Select the business day, outlet and meal period, then select the prepared payment method(s) from Payment Method.</w:t>
       </w:r>
     </w:p>
     <w:p>
       <w:pPr>
         <w:spacing w:before="0" w:after="40"/>
-        <w:ind w:left="720" w:hanging="240"/>
+        <w:ind w:left="360" w:hanging="240"/>
       </w:pPr>
       <w:r>
         <w:rPr>
@@ -4371,13 +3477,13 @@
           <w:sz w:val="20"/>
           <w:u w:val="none"/>
         </w:rPr>
-        <w:t>3. Select the test outlet / cashier / meal period.</w:t>
+        <w:t>3. Click "Run" button.</w:t>
       </w:r>
     </w:p>
     <w:p>
       <w:pPr>
         <w:spacing w:before="0" w:after="40"/>
-        <w:ind w:left="720" w:hanging="240"/>
+        <w:ind w:left="360" w:hanging="240"/>
       </w:pPr>
       <w:r>
         <w:rPr>
@@ -4387,39 +3493,7 @@
           <w:sz w:val="20"/>
           <w:u w:val="none"/>
         </w:rPr>
-        <w:t>4. Click "Run" button.</w:t>
-      </w:r>
-    </w:p>
-    <w:p>
-      <w:pPr>
-        <w:spacing w:before="0" w:after="40"/>
-        <w:ind w:left="720" w:hanging="240"/>
-      </w:pPr>
-      <w:r>
-        <w:rPr>
-          <w:rFonts w:ascii="Arial" w:hAnsi="Arial" w:eastAsia="Arial" w:cs="Arial"/>
-          <w:b w:val="0"/>
-          <w:color w:val="000000"/>
-          <w:sz w:val="20"/>
-          <w:u w:val="none"/>
-        </w:rPr>
-        <w:t>5. Compare the displayed Tips value against the captured expected tips from source payment data.</w:t>
-      </w:r>
-    </w:p>
-    <w:p>
-      <w:pPr>
-        <w:spacing w:before="0" w:after="40"/>
-        <w:ind w:left="720" w:hanging="240"/>
-      </w:pPr>
-      <w:r>
-        <w:rPr>
-          <w:rFonts w:ascii="Arial" w:hAnsi="Arial" w:eastAsia="Arial" w:cs="Arial"/>
-          <w:b w:val="0"/>
-          <w:color w:val="000000"/>
-          <w:sz w:val="20"/>
-          <w:u w:val="none"/>
-        </w:rPr>
-        <w:t>6. Verify no payments are missing or duplicated in the Tips aggregation.</w:t>
+        <w:t>4. Check the Tips column and Total row.</w:t>
       </w:r>
     </w:p>
     <w:p>
@@ -4440,7 +3514,7 @@
     <w:p>
       <w:pPr>
         <w:spacing w:before="0" w:after="40"/>
-        <w:ind w:left="720" w:hanging="240"/>
+        <w:ind w:left="360" w:hanging="240"/>
       </w:pPr>
       <w:r>
         <w:rPr>
@@ -4450,7 +3524,7 @@
           <w:sz w:val="20"/>
           <w:u w:val="none"/>
         </w:rPr>
-        <w:t>1. Tips value was missing or undercounted in the Total row when Residue was null/empty.</w:t>
+        <w:t>1. Before the fix, Tips is missing from the filtered result when the filtered payment set has a null Residue aggregate.</w:t>
       </w:r>
     </w:p>
     <w:p>
@@ -4471,7 +3545,7 @@
     <w:p>
       <w:pPr>
         <w:spacing w:before="0" w:after="40"/>
-        <w:ind w:left="720" w:hanging="240"/>
+        <w:ind w:left="360" w:hanging="240"/>
       </w:pPr>
       <w:r>
         <w:rPr>
@@ -4481,13 +3555,13 @@
           <w:sz w:val="20"/>
           <w:u w:val="none"/>
         </w:rPr>
-        <w:t>1. Tips value matches the sum of non-Residue tips from source payment data exactly.</w:t>
+        <w:t>1. After the fix, Tips displays correctly under the selected payment method filter even with no residue payment.</w:t>
       </w:r>
     </w:p>
     <w:p>
       <w:pPr>
         <w:spacing w:before="0" w:after="40"/>
-        <w:ind w:left="720" w:hanging="240"/>
+        <w:ind w:left="360" w:hanging="240"/>
       </w:pPr>
       <w:r>
         <w:rPr>
@@ -4497,13 +3571,13 @@
           <w:sz w:val="20"/>
           <w:u w:val="none"/>
         </w:rPr>
-        <w:t>2. No payments are missing or duplicated in the Tips aggregation.</w:t>
+        <w:t>2. The value matches the underlying payment data.</w:t>
       </w:r>
     </w:p>
     <w:p>
       <w:pPr>
         <w:spacing w:before="0" w:after="40"/>
-        <w:ind w:left="720" w:hanging="240"/>
+        <w:ind w:left="360" w:hanging="240"/>
       </w:pPr>
       <w:r>
         <w:rPr>
@@ -4518,6 +3592,21 @@
     </w:p>
     <w:p>
       <w:pPr>
+        <w:spacing w:before="160" w:after="80"/>
+      </w:pPr>
+      <w:r>
+        <w:rPr>
+          <w:rFonts w:ascii="Arial" w:hAnsi="Arial" w:eastAsia="Arial" w:cs="Arial"/>
+          <w:b/>
+          <w:color w:val="001EFF"/>
+          <w:sz w:val="24"/>
+          <w:u w:val="none"/>
+        </w:rPr>
+        <w:t>3. Total Row Accuracy</w:t>
+      </w:r>
+    </w:p>
+    <w:p>
+      <w:pPr>
         <w:spacing w:before="120" w:after="60"/>
       </w:pPr>
       <w:r>
@@ -4528,7 +3617,7 @@
           <w:sz w:val="22"/>
           <w:u w:val="none"/>
         </w:rPr>
-        <w:t>3.2. Charged Tips vs Cash Tips Breakdown Correctness</w:t>
+        <w:t>3.1. Verify Total row equals payment data including tips when residue is null</w:t>
       </w:r>
     </w:p>
     <w:p>
@@ -4549,7 +3638,7 @@
     <w:p>
       <w:pPr>
         <w:spacing w:before="0" w:after="40"/>
-        <w:ind w:left="720" w:hanging="240"/>
+        <w:ind w:left="360" w:hanging="240"/>
       </w:pPr>
       <w:r>
         <w:rPr>
@@ -4559,23 +3648,7 @@
           <w:sz w:val="20"/>
           <w:u w:val="none"/>
         </w:rPr>
-        <w:t>1. A build with the HERO-68372 fix is deployed.</w:t>
-      </w:r>
-    </w:p>
-    <w:p>
-      <w:pPr>
-        <w:spacing w:before="0" w:after="40"/>
-        <w:ind w:left="720" w:hanging="240"/>
-      </w:pPr>
-      <w:r>
-        <w:rPr>
-          <w:rFonts w:ascii="Arial" w:hAnsi="Arial" w:eastAsia="Arial" w:cs="Arial"/>
-          <w:b w:val="0"/>
-          <w:color w:val="000000"/>
-          <w:sz w:val="20"/>
-          <w:u w:val="none"/>
-        </w:rPr>
-        <w:t>2. The selected outlet / business day / meal period has both Charged Tips (payment_type != cash) and Cash Tips (payment_type = cash) on non-Residue payments, with no Residue payments.</w:t>
+        <w:t>1. Known payments with a calculated expected tips total exist for one outlet/meal period with no residue payments.</w:t>
       </w:r>
     </w:p>
     <w:p>
@@ -4596,7 +3669,7 @@
     <w:p>
       <w:pPr>
         <w:spacing w:before="0" w:after="40"/>
-        <w:ind w:left="720" w:hanging="240"/>
+        <w:ind w:left="360" w:hanging="240"/>
       </w:pPr>
       <w:r>
         <w:rPr>
@@ -4606,13 +3679,13 @@
           <w:sz w:val="20"/>
           <w:u w:val="none"/>
         </w:rPr>
-        <w:t>1. Open POS050 Cashier Report (By Outlet).</w:t>
+        <w:t>1. Open POS050 Cashier Report (By Outlet) for the prepared business day/outlet/meal period.</w:t>
       </w:r>
     </w:p>
     <w:p>
       <w:pPr>
         <w:spacing w:before="0" w:after="40"/>
-        <w:ind w:left="720" w:hanging="240"/>
+        <w:ind w:left="360" w:hanging="240"/>
       </w:pPr>
       <w:r>
         <w:rPr>
@@ -4622,13 +3695,13 @@
           <w:sz w:val="20"/>
           <w:u w:val="none"/>
         </w:rPr>
-        <w:t>2. Select the test outlet / cashier / meal period.</w:t>
+        <w:t>2. Capture the expected tips total from the payment data.</w:t>
       </w:r>
     </w:p>
     <w:p>
       <w:pPr>
         <w:spacing w:before="0" w:after="40"/>
-        <w:ind w:left="720" w:hanging="240"/>
+        <w:ind w:left="360" w:hanging="240"/>
       </w:pPr>
       <w:r>
         <w:rPr>
@@ -4638,39 +3711,7 @@
           <w:sz w:val="20"/>
           <w:u w:val="none"/>
         </w:rPr>
-        <w:t>3. Click "Run" button.</w:t>
-      </w:r>
-    </w:p>
-    <w:p>
-      <w:pPr>
-        <w:spacing w:before="0" w:after="40"/>
-        <w:ind w:left="720" w:hanging="240"/>
-      </w:pPr>
-      <w:r>
-        <w:rPr>
-          <w:rFonts w:ascii="Arial" w:hAnsi="Arial" w:eastAsia="Arial" w:cs="Arial"/>
-          <w:b w:val="0"/>
-          <w:color w:val="000000"/>
-          <w:sz w:val="20"/>
-          <w:u w:val="none"/>
-        </w:rPr>
-        <w:t>4. Verify Charged Tips and Cash Tips breakdown values are correct in the Total row.</w:t>
-      </w:r>
-    </w:p>
-    <w:p>
-      <w:pPr>
-        <w:spacing w:before="0" w:after="40"/>
-        <w:ind w:left="720" w:hanging="240"/>
-      </w:pPr>
-      <w:r>
-        <w:rPr>
-          <w:rFonts w:ascii="Arial" w:hAnsi="Arial" w:eastAsia="Arial" w:cs="Arial"/>
-          <w:b w:val="0"/>
-          <w:color w:val="000000"/>
-          <w:sz w:val="20"/>
-          <w:u w:val="none"/>
-        </w:rPr>
-        <w:t>5. Verify the Total Tips value equals Charged Tips + Cash Tips.</w:t>
+        <w:t>3. Compare the Tips value and Total row in the report with the expected values.</w:t>
       </w:r>
     </w:p>
     <w:p>
@@ -4691,7 +3732,7 @@
     <w:p>
       <w:pPr>
         <w:spacing w:before="0" w:after="40"/>
-        <w:ind w:left="720" w:hanging="240"/>
+        <w:ind w:left="360" w:hanging="240"/>
       </w:pPr>
       <w:r>
         <w:rPr>
@@ -4701,7 +3742,7 @@
           <w:sz w:val="20"/>
           <w:u w:val="none"/>
         </w:rPr>
-        <w:t>1. Total Tips value was missing/blank when Residue was null/empty, even though Charged Tips and Cash Tips individually may have been populated.</w:t>
+        <w:t>1. Before the fix, the report total is inconsistent with the payment data because Tips is dropped.</w:t>
       </w:r>
     </w:p>
     <w:p>
@@ -4722,7 +3763,7 @@
     <w:p>
       <w:pPr>
         <w:spacing w:before="0" w:after="40"/>
-        <w:ind w:left="720" w:hanging="240"/>
+        <w:ind w:left="360" w:hanging="240"/>
       </w:pPr>
       <w:r>
         <w:rPr>
@@ -4732,13 +3773,13 @@
           <w:sz w:val="20"/>
           <w:u w:val="none"/>
         </w:rPr>
-        <w:t>1. Charged Tips and Cash Tips breakdown values are correct in the Total row.</w:t>
+        <w:t>1. After the fix, Tips and the Total row match the expected values exactly.</w:t>
       </w:r>
     </w:p>
     <w:p>
       <w:pPr>
         <w:spacing w:before="0" w:after="40"/>
-        <w:ind w:left="720" w:hanging="240"/>
+        <w:ind w:left="360" w:hanging="240"/>
       </w:pPr>
       <w:r>
         <w:rPr>
@@ -4748,13 +3789,13 @@
           <w:sz w:val="20"/>
           <w:u w:val="none"/>
         </w:rPr>
-        <w:t>2. Total Tips equals Charged Tips + Cash Tips.</w:t>
+        <w:t>2. No tips amount is missing or double counted.</w:t>
       </w:r>
     </w:p>
     <w:p>
       <w:pPr>
         <w:spacing w:before="0" w:after="40"/>
-        <w:ind w:left="720" w:hanging="240"/>
+        <w:ind w:left="360" w:hanging="240"/>
       </w:pPr>
       <w:r>
         <w:rPr>
@@ -4769,6 +3810,193 @@
     </w:p>
     <w:p>
       <w:pPr>
+        <w:spacing w:before="120" w:after="60"/>
+      </w:pPr>
+      <w:r>
+        <w:rPr>
+          <w:rFonts w:ascii="Arial" w:hAnsi="Arial" w:eastAsia="Arial" w:cs="Arial"/>
+          <w:b/>
+          <w:color w:val="001EFF"/>
+          <w:sz w:val="22"/>
+          <w:u w:val="none"/>
+        </w:rPr>
+        <w:t>3.2. Verify Sub Total and Grand Total include tips for all outlets and periods</w:t>
+      </w:r>
+    </w:p>
+    <w:p>
+      <w:pPr>
+        <w:spacing w:before="0" w:after="80"/>
+      </w:pPr>
+      <w:r>
+        <w:rPr>
+          <w:rFonts w:ascii="Arial" w:hAnsi="Arial" w:eastAsia="Arial" w:cs="Arial"/>
+          <w:b/>
+          <w:color w:val="000000"/>
+          <w:sz w:val="20"/>
+          <w:u w:val="none"/>
+        </w:rPr>
+        <w:t>Prerequisite(s):</w:t>
+      </w:r>
+    </w:p>
+    <w:p>
+      <w:pPr>
+        <w:spacing w:before="0" w:after="40"/>
+        <w:ind w:left="360" w:hanging="240"/>
+      </w:pPr>
+      <w:r>
+        <w:rPr>
+          <w:rFonts w:ascii="Arial" w:hAnsi="Arial" w:eastAsia="Arial" w:cs="Arial"/>
+          <w:b w:val="0"/>
+          <w:color w:val="000000"/>
+          <w:sz w:val="20"/>
+          <w:u w:val="none"/>
+        </w:rPr>
+        <w:t>1. Multiple outlets and meal periods exist, including groups with and without residue payments.</w:t>
+      </w:r>
+    </w:p>
+    <w:p>
+      <w:pPr>
+        <w:spacing w:before="0" w:after="80"/>
+      </w:pPr>
+      <w:r>
+        <w:rPr>
+          <w:rFonts w:ascii="Arial" w:hAnsi="Arial" w:eastAsia="Arial" w:cs="Arial"/>
+          <w:b/>
+          <w:color w:val="000000"/>
+          <w:sz w:val="20"/>
+          <w:u w:val="none"/>
+        </w:rPr>
+        <w:t>Step(s):</w:t>
+      </w:r>
+    </w:p>
+    <w:p>
+      <w:pPr>
+        <w:spacing w:before="0" w:after="40"/>
+        <w:ind w:left="360" w:hanging="240"/>
+      </w:pPr>
+      <w:r>
+        <w:rPr>
+          <w:rFonts w:ascii="Arial" w:hAnsi="Arial" w:eastAsia="Arial" w:cs="Arial"/>
+          <w:b w:val="0"/>
+          <w:color w:val="000000"/>
+          <w:sz w:val="20"/>
+          <w:u w:val="none"/>
+        </w:rPr>
+        <w:t>1. Run POS050 Cashier Report (By Outlet) for All Outlets and All Periods.</w:t>
+      </w:r>
+    </w:p>
+    <w:p>
+      <w:pPr>
+        <w:spacing w:before="0" w:after="40"/>
+        <w:ind w:left="360" w:hanging="240"/>
+      </w:pPr>
+      <w:r>
+        <w:rPr>
+          <w:rFonts w:ascii="Arial" w:hAnsi="Arial" w:eastAsia="Arial" w:cs="Arial"/>
+          <w:b w:val="0"/>
+          <w:color w:val="000000"/>
+          <w:sz w:val="20"/>
+          <w:u w:val="none"/>
+        </w:rPr>
+        <w:t>2. Sum the tips of the Total rows and compare with the outlet Sub Totals and the Grand Total.</w:t>
+      </w:r>
+    </w:p>
+    <w:p>
+      <w:pPr>
+        <w:spacing w:before="0" w:after="80"/>
+      </w:pPr>
+      <w:r>
+        <w:rPr>
+          <w:rFonts w:ascii="Arial" w:hAnsi="Arial" w:eastAsia="Arial" w:cs="Arial"/>
+          <w:b/>
+          <w:color w:val="000000"/>
+          <w:sz w:val="20"/>
+          <w:u w:val="none"/>
+        </w:rPr>
+        <w:t>Reproduction Result(s):</w:t>
+      </w:r>
+    </w:p>
+    <w:p>
+      <w:pPr>
+        <w:spacing w:before="0" w:after="40"/>
+        <w:ind w:left="360" w:hanging="240"/>
+      </w:pPr>
+      <w:r>
+        <w:rPr>
+          <w:rFonts w:ascii="Arial" w:hAnsi="Arial" w:eastAsia="Arial" w:cs="Arial"/>
+          <w:b w:val="0"/>
+          <w:color w:val="000000"/>
+          <w:sz w:val="20"/>
+          <w:u w:val="none"/>
+        </w:rPr>
+        <w:t>1. Before the fix, Sub Totals and the Grand Total understate tips because null-residue groups drop their tips.</w:t>
+      </w:r>
+    </w:p>
+    <w:p>
+      <w:pPr>
+        <w:spacing w:before="0" w:after="80"/>
+      </w:pPr>
+      <w:r>
+        <w:rPr>
+          <w:rFonts w:ascii="Arial" w:hAnsi="Arial" w:eastAsia="Arial" w:cs="Arial"/>
+          <w:b/>
+          <w:color w:val="000000"/>
+          <w:sz w:val="20"/>
+          <w:u w:val="none"/>
+        </w:rPr>
+        <w:t>Fix Result(s):</w:t>
+      </w:r>
+    </w:p>
+    <w:p>
+      <w:pPr>
+        <w:spacing w:before="0" w:after="40"/>
+        <w:ind w:left="360" w:hanging="240"/>
+      </w:pPr>
+      <w:r>
+        <w:rPr>
+          <w:rFonts w:ascii="Arial" w:hAnsi="Arial" w:eastAsia="Arial" w:cs="Arial"/>
+          <w:b w:val="0"/>
+          <w:color w:val="000000"/>
+          <w:sz w:val="20"/>
+          <w:u w:val="none"/>
+        </w:rPr>
+        <w:t>1. After the fix, each Sub Total and the Grand Total include the tips of every outlet/period group.</w:t>
+      </w:r>
+    </w:p>
+    <w:p>
+      <w:pPr>
+        <w:spacing w:before="0" w:after="40"/>
+        <w:ind w:left="360" w:hanging="240"/>
+      </w:pPr>
+      <w:r>
+        <w:rPr>
+          <w:rFonts w:ascii="Arial" w:hAnsi="Arial" w:eastAsia="Arial" w:cs="Arial"/>
+          <w:b w:val="0"/>
+          <w:color w:val="000000"/>
+          <w:sz w:val="20"/>
+          <w:u w:val="none"/>
+        </w:rPr>
+        <w:t>2. The aggregated values equal the manual sum of the underlying tips.</w:t>
+      </w:r>
+    </w:p>
+    <w:p>
+      <w:pPr>
+        <w:spacing w:before="0" w:after="40"/>
+        <w:ind w:left="360" w:hanging="240"/>
+      </w:pPr>
+      <w:r>
+        <w:rPr>
+          <w:rFonts w:ascii="Arial" w:hAnsi="Arial" w:eastAsia="Arial" w:cs="Arial"/>
+          <w:b w:val="0"/>
+          <w:color w:val="000000"/>
+          <w:sz w:val="20"/>
+          <w:u w:val="none"/>
+        </w:rPr>
+        <w:t>3. No errors displayed.</w:t>
+      </w:r>
+    </w:p>
+    <w:p>
+      <w:pPr>
         <w:spacing w:before="160" w:after="80"/>
       </w:pPr>
       <w:r>
@@ -4779,7 +4007,37 @@
           <w:sz w:val="24"/>
           <w:u w:val="none"/>
         </w:rPr>
-        <w:t>4. Regression Scope</w:t>
+        <w:t>4. Report Output</w:t>
+      </w:r>
+    </w:p>
+    <w:p>
+      <w:pPr>
+        <w:spacing w:before="120" w:after="60"/>
+      </w:pPr>
+      <w:r>
+        <w:rPr>
+          <w:rFonts w:ascii="Arial" w:hAnsi="Arial" w:eastAsia="Arial" w:cs="Arial"/>
+          <w:b/>
+          <w:color w:val="001EFF"/>
+          <w:sz w:val="22"/>
+          <w:u w:val="none"/>
+        </w:rPr>
+        <w:t>4.1. Verify Tips appears in exported and printed output</w:t>
+      </w:r>
+    </w:p>
+    <w:p>
+      <w:pPr>
+        <w:spacing w:before="0" w:after="80"/>
+      </w:pPr>
+      <w:r>
+        <w:rPr>
+          <w:rFonts w:ascii="Arial" w:hAnsi="Arial" w:eastAsia="Arial" w:cs="Arial"/>
+          <w:b/>
+          <w:color w:val="000000"/>
+          <w:sz w:val="20"/>
+          <w:u w:val="none"/>
+        </w:rPr>
+        <w:t>Prerequisite(s):</w:t>
       </w:r>
     </w:p>
     <w:p>
@@ -4795,7 +4053,22 @@
           <w:sz w:val="20"/>
           <w:u w:val="none"/>
         </w:rPr>
-        <w:t>• POS050 Cashier Report (By Outlet) Tips display with All Outlets, a single outlet and multiple outlets selections.</w:t>
+        <w:t>1. A business day/outlet/meal period with Tips &gt; 0 and no residue payments exists.</w:t>
+      </w:r>
+    </w:p>
+    <w:p>
+      <w:pPr>
+        <w:spacing w:before="0" w:after="80"/>
+      </w:pPr>
+      <w:r>
+        <w:rPr>
+          <w:rFonts w:ascii="Arial" w:hAnsi="Arial" w:eastAsia="Arial" w:cs="Arial"/>
+          <w:b/>
+          <w:color w:val="000000"/>
+          <w:sz w:val="20"/>
+          <w:u w:val="none"/>
+        </w:rPr>
+        <w:t>Step(s):</w:t>
       </w:r>
     </w:p>
     <w:p>
@@ -4811,7 +4084,7 @@
           <w:sz w:val="20"/>
           <w:u w:val="none"/>
         </w:rPr>
-        <w:t>• POS050 Tips display across all meal period selections (All, Single, Multiple) when Residue is null/empty.</w:t>
+        <w:t>1. Open POS050 Cashier Report (By Outlet) for the prepared data and run the report.</w:t>
       </w:r>
     </w:p>
     <w:p>
@@ -4827,7 +4100,7 @@
           <w:sz w:val="20"/>
           <w:u w:val="none"/>
         </w:rPr>
-        <w:t>• POS050 Tips display across Date Type selections (Current Business Day, Last Business Day, Specified As Below) when Residue is null/empty.</w:t>
+        <w:t>2. Export the report to CSV, Excel, Excel (.xlsx) and PDF.</w:t>
       </w:r>
     </w:p>
     <w:p>
@@ -4843,7 +4116,7 @@
           <w:sz w:val="20"/>
           <w:u w:val="none"/>
         </w:rPr>
-        <w:t>• POS050 Tips display with Residue present (positive path) to confirm no regression.</w:t>
+        <w:t>3. Print the report to HTML and PDF.</w:t>
       </w:r>
     </w:p>
     <w:p>
@@ -4859,7 +4132,22 @@
           <w:sz w:val="20"/>
           <w:u w:val="none"/>
         </w:rPr>
-        <w:t>• POS050 Tips display with zero tips (negative path) to confirm no regression.</w:t>
+        <w:t>4. Open the exported and printed files and check the Total row.</w:t>
+      </w:r>
+    </w:p>
+    <w:p>
+      <w:pPr>
+        <w:spacing w:before="0" w:after="80"/>
+      </w:pPr>
+      <w:r>
+        <w:rPr>
+          <w:rFonts w:ascii="Arial" w:hAnsi="Arial" w:eastAsia="Arial" w:cs="Arial"/>
+          <w:b/>
+          <w:color w:val="000000"/>
+          <w:sz w:val="20"/>
+          <w:u w:val="none"/>
+        </w:rPr>
+        <w:t>Reproduction Result(s):</w:t>
       </w:r>
     </w:p>
     <w:p>
@@ -4875,7 +4163,22 @@
           <w:sz w:val="20"/>
           <w:u w:val="none"/>
         </w:rPr>
-        <w:t>• Source payment data accuracy for Tips, Charged Tips, Cash Tips and Residue columns.</w:t>
+        <w:t>1. Before the fix, the exported/printed output also misses the Tips value in the affected Total row.</w:t>
+      </w:r>
+    </w:p>
+    <w:p>
+      <w:pPr>
+        <w:spacing w:before="0" w:after="80"/>
+      </w:pPr>
+      <w:r>
+        <w:rPr>
+          <w:rFonts w:ascii="Arial" w:hAnsi="Arial" w:eastAsia="Arial" w:cs="Arial"/>
+          <w:b/>
+          <w:color w:val="000000"/>
+          <w:sz w:val="20"/>
+          <w:u w:val="none"/>
+        </w:rPr>
+        <w:t>Fix Result(s):</w:t>
       </w:r>
     </w:p>
     <w:p>
@@ -4891,7 +4194,7 @@
           <w:sz w:val="20"/>
           <w:u w:val="none"/>
         </w:rPr>
-        <w:t>• Export and print of POS050 to confirm the Tips fix applies to all output formats (CSV, Excel, PDF, etc.).</w:t>
+        <w:t>1. After the fix, the Tips value is present in all exported and printed outputs.</w:t>
       </w:r>
     </w:p>
     <w:p>
@@ -4907,7 +4210,23 @@
           <w:sz w:val="20"/>
           <w:u w:val="none"/>
         </w:rPr>
-        <w:t>• Related reports with the same Tips aggregation pattern (e.g. CUS0327 / CUS0328 Employee Tips By Meal Period Report) to confirm whether the same root cause affects them.</w:t>
+        <w:t>2. The output files are generated successfully and their content matches the on-screen report.</w:t>
+      </w:r>
+    </w:p>
+    <w:p>
+      <w:pPr>
+        <w:spacing w:before="0" w:after="40"/>
+        <w:ind w:left="360" w:hanging="240"/>
+      </w:pPr>
+      <w:r>
+        <w:rPr>
+          <w:rFonts w:ascii="Arial" w:hAnsi="Arial" w:eastAsia="Arial" w:cs="Arial"/>
+          <w:b w:val="0"/>
+          <w:color w:val="000000"/>
+          <w:sz w:val="20"/>
+          <w:u w:val="none"/>
+        </w:rPr>
+        <w:t>3. No errors displayed.</w:t>
       </w:r>
     </w:p>
     <w:p>
@@ -4958,7 +4277,7 @@
           <w:sz w:val="20"/>
           <w:u w:val="none"/>
         </w:rPr>
-        <w:t>: Sprint build containing the HERO-68372 fix</w:t>
+        <w:t>: v1.0.0</w:t>
       </w:r>
     </w:p>
     <w:p>
@@ -5045,13 +4364,27 @@
           <w:sz w:val="26"/>
           <w:u w:val="single"/>
         </w:rPr>
-        <w:t>QC Information</w:t>
+        <w:t>Appendix</w:t>
       </w:r>
     </w:p>
     <w:p>
       <w:pPr>
-        <w:spacing w:before="0" w:after="40"/>
-        <w:ind w:left="360" w:hanging="240"/>
+        <w:spacing w:before="160" w:after="80"/>
+      </w:pPr>
+      <w:r>
+        <w:rPr>
+          <w:rFonts w:ascii="Arial" w:hAnsi="Arial" w:eastAsia="Arial" w:cs="Arial"/>
+          <w:b/>
+          <w:color w:val="001EFF"/>
+          <w:sz w:val="24"/>
+          <w:u w:val="none"/>
+        </w:rPr>
+        <w:t>Regression Test Scope</w:t>
+      </w:r>
+    </w:p>
+    <w:p>
+      <w:pPr>
+        <w:spacing w:before="0" w:after="80"/>
       </w:pPr>
       <w:r>
         <w:rPr>
@@ -5061,18 +4394,14 @@
           <w:sz w:val="20"/>
           <w:u w:val="none"/>
         </w:rPr>
-        <w:t xml:space="preserve">• </w:t>
+        <w:t>The following related modules and functions should be covered in regression testing:</w:t>
       </w:r>
-      <w:r>
-        <w:rPr>
-          <w:rFonts w:ascii="Arial" w:hAnsi="Arial" w:eastAsia="Arial" w:cs="Arial"/>
-          <w:b/>
-          <w:color w:val="000000"/>
-          <w:sz w:val="20"/>
-          <w:u w:val="none"/>
-        </w:rPr>
-        <w:t>Tester</w:t>
-      </w:r>
+    </w:p>
+    <w:p>
+      <w:pPr>
+        <w:spacing w:before="0" w:after="40"/>
+        <w:ind w:left="360" w:hanging="240"/>
+      </w:pPr>
       <w:r>
         <w:rPr>
           <w:rFonts w:ascii="Arial" w:hAnsi="Arial" w:eastAsia="Arial" w:cs="Arial"/>
@@ -5081,7 +4410,7 @@
           <w:sz w:val="20"/>
           <w:u w:val="none"/>
         </w:rPr>
-        <w:t>: Yumia Tang (yumia.tang@shijigroup.com)</w:t>
+        <w:t>• POS050 Cashier Report (By Outlet): Tips, Residue, Total/Sub Total/Grand Total across Date Type, Shops, Outlets, Period and Payment Method combinations.</w:t>
       </w:r>
     </w:p>
     <w:p>
@@ -5097,18 +4426,14 @@
           <w:sz w:val="20"/>
           <w:u w:val="none"/>
         </w:rPr>
-        <w:t xml:space="preserve">• </w:t>
+        <w:t>• Null/empty aggregation handling for payment tips (paym_tips) and residue (paym_tips = 'r') in cashier and payment-by-period reports, including POS160 Cashier Settlement Report (By Outlet), POS0119/CUS0241 Outlet Payment by Period Report (Carry Forward), and CUS0327/CUS0328 Employee Tips By Meal Period Report tips totals.</w:t>
       </w:r>
-      <w:r>
-        <w:rPr>
-          <w:rFonts w:ascii="Arial" w:hAnsi="Arial" w:eastAsia="Arial" w:cs="Arial"/>
-          <w:b/>
-          <w:color w:val="000000"/>
-          <w:sz w:val="20"/>
-          <w:u w:val="none"/>
-        </w:rPr>
-        <w:t>Reviewer</w:t>
-      </w:r>
+    </w:p>
+    <w:p>
+      <w:pPr>
+        <w:spacing w:before="0" w:after="40"/>
+        <w:ind w:left="360" w:hanging="240"/>
+      </w:pPr>
       <w:r>
         <w:rPr>
           <w:rFonts w:ascii="Arial" w:hAnsi="Arial" w:eastAsia="Arial" w:cs="Arial"/>
@@ -5117,7 +4442,147 @@
           <w:sz w:val="20"/>
           <w:u w:val="none"/>
         </w:rPr>
-        <w:t>: Kathy Kuang (kathy.kuang@shijigroup.com)</w:t>
+        <w:t>• Payment total calculation that includes tips and residue, including the Payment Mapping configuration.</w:t>
+      </w:r>
+    </w:p>
+    <w:p>
+      <w:pPr>
+        <w:spacing w:before="0" w:after="40"/>
+        <w:ind w:left="360" w:hanging="240"/>
+      </w:pPr>
+      <w:r>
+        <w:rPr>
+          <w:rFonts w:ascii="Arial" w:hAnsi="Arial" w:eastAsia="Arial" w:cs="Arial"/>
+          <w:b w:val="0"/>
+          <w:color w:val="000000"/>
+          <w:sz w:val="20"/>
+          <w:u w:val="none"/>
+        </w:rPr>
+        <w:t>• Export to CSV, Excel, Excel (.xlsx), PDF and print to HTML, PDF for POS050.</w:t>
+      </w:r>
+    </w:p>
+    <w:p>
+      <w:pPr>
+        <w:spacing w:before="0" w:after="40"/>
+        <w:ind w:left="360" w:hanging="240"/>
+      </w:pPr>
+      <w:r>
+        <w:rPr>
+          <w:rFonts w:ascii="Arial" w:hAnsi="Arial" w:eastAsia="Arial" w:cs="Arial"/>
+          <w:b w:val="0"/>
+          <w:color w:val="000000"/>
+          <w:sz w:val="20"/>
+          <w:u w:val="none"/>
+        </w:rPr>
+        <w:t>• Running existing preset parameters and auto report schedules (Email, FTP, SFTP) for POS050.</w:t>
+      </w:r>
+    </w:p>
+    <w:p>
+      <w:pPr>
+        <w:spacing w:before="160" w:after="80"/>
+      </w:pPr>
+      <w:r>
+        <w:rPr>
+          <w:rFonts w:ascii="Arial" w:hAnsi="Arial" w:eastAsia="Arial" w:cs="Arial"/>
+          <w:b/>
+          <w:color w:val="001EFF"/>
+          <w:sz w:val="24"/>
+          <w:u w:val="none"/>
+        </w:rPr>
+        <w:t>Acceptance Criteria (from JIRA HERO-68372)</w:t>
+      </w:r>
+    </w:p>
+    <w:p>
+      <w:pPr>
+        <w:spacing w:before="0" w:after="80"/>
+      </w:pPr>
+      <w:r>
+        <w:rPr>
+          <w:rFonts w:ascii="Arial" w:hAnsi="Arial" w:eastAsia="Arial" w:cs="Arial"/>
+          <w:b w:val="0"/>
+          <w:color w:val="000000"/>
+          <w:sz w:val="20"/>
+          <w:u w:val="none"/>
+        </w:rPr>
+        <w:t>Support ticket #1938720 - Total tip amount not displayed in POS050 after the last upgrade.</w:t>
+      </w:r>
+    </w:p>
+    <w:p>
+      <w:pPr>
+        <w:spacing w:before="0" w:after="80"/>
+      </w:pPr>
+      <w:r>
+        <w:rPr>
+          <w:rFonts w:ascii="Arial" w:hAnsi="Arial" w:eastAsia="Arial" w:cs="Arial"/>
+          <w:b w:val="0"/>
+          <w:color w:val="000000"/>
+          <w:sz w:val="20"/>
+          <w:u w:val="none"/>
+        </w:rPr>
+        <w:t>Conditions to reproduce:</w:t>
+      </w:r>
+    </w:p>
+    <w:p>
+      <w:pPr>
+        <w:spacing w:before="0" w:after="40"/>
+        <w:ind w:left="360" w:hanging="240"/>
+      </w:pPr>
+      <w:r>
+        <w:rPr>
+          <w:rFonts w:ascii="Arial" w:hAnsi="Arial" w:eastAsia="Arial" w:cs="Arial"/>
+          <w:b w:val="0"/>
+          <w:color w:val="000000"/>
+          <w:sz w:val="20"/>
+          <w:u w:val="none"/>
+        </w:rPr>
+        <w:t>• Run POS050 - Cashier Report (By Outlet).</w:t>
+      </w:r>
+    </w:p>
+    <w:p>
+      <w:pPr>
+        <w:spacing w:before="0" w:after="40"/>
+        <w:ind w:left="360" w:hanging="240"/>
+      </w:pPr>
+      <w:r>
+        <w:rPr>
+          <w:rFonts w:ascii="Arial" w:hAnsi="Arial" w:eastAsia="Arial" w:cs="Arial"/>
+          <w:b w:val="0"/>
+          <w:color w:val="000000"/>
+          <w:sz w:val="20"/>
+          <w:u w:val="none"/>
+        </w:rPr>
+        <w:t>• Select a business day / outlet / meal period that has Tips &gt; 0 on one or more payments (paym_tips not Residue), and no Residue payments (paym_tips = 'r'), so the Residue total is null/empty (not 0.00).</w:t>
+      </w:r>
+    </w:p>
+    <w:p>
+      <w:pPr>
+        <w:spacing w:before="0" w:after="40"/>
+        <w:ind w:left="360" w:hanging="240"/>
+      </w:pPr>
+      <w:r>
+        <w:rPr>
+          <w:rFonts w:ascii="Arial" w:hAnsi="Arial" w:eastAsia="Arial" w:cs="Arial"/>
+          <w:b w:val="0"/>
+          <w:color w:val="000000"/>
+          <w:sz w:val="20"/>
+          <w:u w:val="none"/>
+        </w:rPr>
+        <w:t>• Check the Total row for that outlet/meal period.</w:t>
+      </w:r>
+    </w:p>
+    <w:p>
+      <w:pPr>
+        <w:spacing w:before="0" w:after="80"/>
+      </w:pPr>
+      <w:r>
+        <w:rPr>
+          <w:rFonts w:ascii="Arial" w:hAnsi="Arial" w:eastAsia="Arial" w:cs="Arial"/>
+          <w:b w:val="0"/>
+          <w:color w:val="000000"/>
+          <w:sz w:val="20"/>
+          <w:u w:val="none"/>
+        </w:rPr>
+        <w:t>Expected result: the total tip amount is displayed in POS050 even when the Residue total is null or empty.</w:t>
       </w:r>
     </w:p>
     <w:sectPr>

--- a/Sprint20260921-20261002/HERO-68372_20261008_112534.docx
+++ b/Sprint20260921-20261002/HERO-68372_20261008_112534.docx
@@ -4352,239 +4352,6 @@
         <w:t>: Local Test Environment, HQ Test Environment, ER Test Environment</w:t>
       </w:r>
     </w:p>
-    <w:p>
-      <w:pPr>
-        <w:spacing w:before="200" w:after="120"/>
-      </w:pPr>
-      <w:r>
-        <w:rPr>
-          <w:rFonts w:ascii="Arial" w:hAnsi="Arial" w:eastAsia="Arial" w:cs="Arial"/>
-          <w:b/>
-          <w:color w:val="000000"/>
-          <w:sz w:val="26"/>
-          <w:u w:val="single"/>
-        </w:rPr>
-        <w:t>Appendix</w:t>
-      </w:r>
-    </w:p>
-    <w:p>
-      <w:pPr>
-        <w:spacing w:before="160" w:after="80"/>
-      </w:pPr>
-      <w:r>
-        <w:rPr>
-          <w:rFonts w:ascii="Arial" w:hAnsi="Arial" w:eastAsia="Arial" w:cs="Arial"/>
-          <w:b/>
-          <w:color w:val="001EFF"/>
-          <w:sz w:val="24"/>
-          <w:u w:val="none"/>
-        </w:rPr>
-        <w:t>Regression Test Scope</w:t>
-      </w:r>
-    </w:p>
-    <w:p>
-      <w:pPr>
-        <w:spacing w:before="0" w:after="80"/>
-      </w:pPr>
-      <w:r>
-        <w:rPr>
-          <w:rFonts w:ascii="Arial" w:hAnsi="Arial" w:eastAsia="Arial" w:cs="Arial"/>
-          <w:b w:val="0"/>
-          <w:color w:val="000000"/>
-          <w:sz w:val="20"/>
-          <w:u w:val="none"/>
-        </w:rPr>
-        <w:t>The following related modules and functions should be covered in regression testing:</w:t>
-      </w:r>
-    </w:p>
-    <w:p>
-      <w:pPr>
-        <w:spacing w:before="0" w:after="40"/>
-        <w:ind w:left="360" w:hanging="240"/>
-      </w:pPr>
-      <w:r>
-        <w:rPr>
-          <w:rFonts w:ascii="Arial" w:hAnsi="Arial" w:eastAsia="Arial" w:cs="Arial"/>
-          <w:b w:val="0"/>
-          <w:color w:val="000000"/>
-          <w:sz w:val="20"/>
-          <w:u w:val="none"/>
-        </w:rPr>
-        <w:t>• POS050 Cashier Report (By Outlet): Tips, Residue, Total/Sub Total/Grand Total across Date Type, Shops, Outlets, Period and Payment Method combinations.</w:t>
-      </w:r>
-    </w:p>
-    <w:p>
-      <w:pPr>
-        <w:spacing w:before="0" w:after="40"/>
-        <w:ind w:left="360" w:hanging="240"/>
-      </w:pPr>
-      <w:r>
-        <w:rPr>
-          <w:rFonts w:ascii="Arial" w:hAnsi="Arial" w:eastAsia="Arial" w:cs="Arial"/>
-          <w:b w:val="0"/>
-          <w:color w:val="000000"/>
-          <w:sz w:val="20"/>
-          <w:u w:val="none"/>
-        </w:rPr>
-        <w:t>• Null/empty aggregation handling for payment tips (paym_tips) and residue (paym_tips = 'r') in cashier and payment-by-period reports, including POS160 Cashier Settlement Report (By Outlet), POS0119/CUS0241 Outlet Payment by Period Report (Carry Forward), and CUS0327/CUS0328 Employee Tips By Meal Period Report tips totals.</w:t>
-      </w:r>
-    </w:p>
-    <w:p>
-      <w:pPr>
-        <w:spacing w:before="0" w:after="40"/>
-        <w:ind w:left="360" w:hanging="240"/>
-      </w:pPr>
-      <w:r>
-        <w:rPr>
-          <w:rFonts w:ascii="Arial" w:hAnsi="Arial" w:eastAsia="Arial" w:cs="Arial"/>
-          <w:b w:val="0"/>
-          <w:color w:val="000000"/>
-          <w:sz w:val="20"/>
-          <w:u w:val="none"/>
-        </w:rPr>
-        <w:t>• Payment total calculation that includes tips and residue, including the Payment Mapping configuration.</w:t>
-      </w:r>
-    </w:p>
-    <w:p>
-      <w:pPr>
-        <w:spacing w:before="0" w:after="40"/>
-        <w:ind w:left="360" w:hanging="240"/>
-      </w:pPr>
-      <w:r>
-        <w:rPr>
-          <w:rFonts w:ascii="Arial" w:hAnsi="Arial" w:eastAsia="Arial" w:cs="Arial"/>
-          <w:b w:val="0"/>
-          <w:color w:val="000000"/>
-          <w:sz w:val="20"/>
-          <w:u w:val="none"/>
-        </w:rPr>
-        <w:t>• Export to CSV, Excel, Excel (.xlsx), PDF and print to HTML, PDF for POS050.</w:t>
-      </w:r>
-    </w:p>
-    <w:p>
-      <w:pPr>
-        <w:spacing w:before="0" w:after="40"/>
-        <w:ind w:left="360" w:hanging="240"/>
-      </w:pPr>
-      <w:r>
-        <w:rPr>
-          <w:rFonts w:ascii="Arial" w:hAnsi="Arial" w:eastAsia="Arial" w:cs="Arial"/>
-          <w:b w:val="0"/>
-          <w:color w:val="000000"/>
-          <w:sz w:val="20"/>
-          <w:u w:val="none"/>
-        </w:rPr>
-        <w:t>• Running existing preset parameters and auto report schedules (Email, FTP, SFTP) for POS050.</w:t>
-      </w:r>
-    </w:p>
-    <w:p>
-      <w:pPr>
-        <w:spacing w:before="160" w:after="80"/>
-      </w:pPr>
-      <w:r>
-        <w:rPr>
-          <w:rFonts w:ascii="Arial" w:hAnsi="Arial" w:eastAsia="Arial" w:cs="Arial"/>
-          <w:b/>
-          <w:color w:val="001EFF"/>
-          <w:sz w:val="24"/>
-          <w:u w:val="none"/>
-        </w:rPr>
-        <w:t>Acceptance Criteria (from JIRA HERO-68372)</w:t>
-      </w:r>
-    </w:p>
-    <w:p>
-      <w:pPr>
-        <w:spacing w:before="0" w:after="80"/>
-      </w:pPr>
-      <w:r>
-        <w:rPr>
-          <w:rFonts w:ascii="Arial" w:hAnsi="Arial" w:eastAsia="Arial" w:cs="Arial"/>
-          <w:b w:val="0"/>
-          <w:color w:val="000000"/>
-          <w:sz w:val="20"/>
-          <w:u w:val="none"/>
-        </w:rPr>
-        <w:t>Support ticket #1938720 - Total tip amount not displayed in POS050 after the last upgrade.</w:t>
-      </w:r>
-    </w:p>
-    <w:p>
-      <w:pPr>
-        <w:spacing w:before="0" w:after="80"/>
-      </w:pPr>
-      <w:r>
-        <w:rPr>
-          <w:rFonts w:ascii="Arial" w:hAnsi="Arial" w:eastAsia="Arial" w:cs="Arial"/>
-          <w:b w:val="0"/>
-          <w:color w:val="000000"/>
-          <w:sz w:val="20"/>
-          <w:u w:val="none"/>
-        </w:rPr>
-        <w:t>Conditions to reproduce:</w:t>
-      </w:r>
-    </w:p>
-    <w:p>
-      <w:pPr>
-        <w:spacing w:before="0" w:after="40"/>
-        <w:ind w:left="360" w:hanging="240"/>
-      </w:pPr>
-      <w:r>
-        <w:rPr>
-          <w:rFonts w:ascii="Arial" w:hAnsi="Arial" w:eastAsia="Arial" w:cs="Arial"/>
-          <w:b w:val="0"/>
-          <w:color w:val="000000"/>
-          <w:sz w:val="20"/>
-          <w:u w:val="none"/>
-        </w:rPr>
-        <w:t>• Run POS050 - Cashier Report (By Outlet).</w:t>
-      </w:r>
-    </w:p>
-    <w:p>
-      <w:pPr>
-        <w:spacing w:before="0" w:after="40"/>
-        <w:ind w:left="360" w:hanging="240"/>
-      </w:pPr>
-      <w:r>
-        <w:rPr>
-          <w:rFonts w:ascii="Arial" w:hAnsi="Arial" w:eastAsia="Arial" w:cs="Arial"/>
-          <w:b w:val="0"/>
-          <w:color w:val="000000"/>
-          <w:sz w:val="20"/>
-          <w:u w:val="none"/>
-        </w:rPr>
-        <w:t>• Select a business day / outlet / meal period that has Tips &gt; 0 on one or more payments (paym_tips not Residue), and no Residue payments (paym_tips = 'r'), so the Residue total is null/empty (not 0.00).</w:t>
-      </w:r>
-    </w:p>
-    <w:p>
-      <w:pPr>
-        <w:spacing w:before="0" w:after="40"/>
-        <w:ind w:left="360" w:hanging="240"/>
-      </w:pPr>
-      <w:r>
-        <w:rPr>
-          <w:rFonts w:ascii="Arial" w:hAnsi="Arial" w:eastAsia="Arial" w:cs="Arial"/>
-          <w:b w:val="0"/>
-          <w:color w:val="000000"/>
-          <w:sz w:val="20"/>
-          <w:u w:val="none"/>
-        </w:rPr>
-        <w:t>• Check the Total row for that outlet/meal period.</w:t>
-      </w:r>
-    </w:p>
-    <w:p>
-      <w:pPr>
-        <w:spacing w:before="0" w:after="80"/>
-      </w:pPr>
-      <w:r>
-        <w:rPr>
-          <w:rFonts w:ascii="Arial" w:hAnsi="Arial" w:eastAsia="Arial" w:cs="Arial"/>
-          <w:b w:val="0"/>
-          <w:color w:val="000000"/>
-          <w:sz w:val="20"/>
-          <w:u w:val="none"/>
-        </w:rPr>
-        <w:t>Expected result: the total tip amount is displayed in POS050 even when the Residue total is null or empty.</w:t>
-      </w:r>
-    </w:p>
     <w:sectPr>
       <w:pgSz w:w="12240" w:h="15840"/>
       <w:pgMar w:top="1440" w:right="1800" w:bottom="1440" w:left="1800" w:header="720" w:footer="720" w:gutter="0"/>
